--- a/worksheets/W10.docx
+++ b/worksheets/W10.docx
@@ -6,6 +6,7 @@
       <w:pPr>
         <w:keepNext/>
         <w:keepLines w:val="0"/>
+        <w:pageBreakBefore w:val="0"/>
         <w:spacing w:before="0" w:after="60" w:line="293" w:lineRule="auto"/>
       </w:pPr>
       <w:r>
@@ -850,16 +851,9 @@
     </w:tbl>
     <w:p>
       <w:pPr>
-        <w:spacing w:after="0"/>
-      </w:pPr>
-      <w:r>
-        <w:br w:type="page"/>
-      </w:r>
-    </w:p>
-    <w:p>
-      <w:pPr>
         <w:keepNext/>
         <w:keepLines w:val="0"/>
+        <w:pageBreakBefore/>
         <w:spacing w:before="0" w:after="60" w:line="293" w:lineRule="auto"/>
       </w:pPr>
       <w:r>
@@ -1617,16 +1611,9 @@
     </w:tbl>
     <w:p>
       <w:pPr>
-        <w:spacing w:after="0"/>
-      </w:pPr>
-      <w:r>
-        <w:br w:type="page"/>
-      </w:r>
-    </w:p>
-    <w:p>
-      <w:pPr>
         <w:keepNext/>
         <w:keepLines w:val="0"/>
+        <w:pageBreakBefore/>
         <w:spacing w:before="0" w:after="60" w:line="293" w:lineRule="auto"/>
       </w:pPr>
       <w:r>
@@ -1654,7 +1641,7 @@
           <w:color w:val="1A2340"/>
           <w:sz w:val="44"/>
         </w:rPr>
-        <w:t>最危險的一句｜完成判斷鏈</w:t>
+        <w:t>最危險的一句｜正式 10 分證據</w:t>
       </w:r>
     </w:p>
     <w:p>
@@ -1671,7 +1658,7 @@
           <w:color w:val="5B6573"/>
           <w:sz w:val="22"/>
         </w:rPr>
-        <w:t>最危險不一定最錯；看起來最有說服力、卻缺檢驗依據的黃色句，常更容易推動決策。</w:t>
+        <w:t>W10 是個人開放工具查核；四項各 0–2，只證明在指定來源、搜尋與 AI 可用條件下的表現。</w:t>
       </w:r>
     </w:p>
     <w:p>
@@ -1854,7 +1841,7 @@
           <w:color w:val="1A2340"/>
           <w:sz w:val="30"/>
         </w:rPr>
-        <w:t>為何像真的</w:t>
+        <w:t>為何像真的｜閱讀證據</w:t>
       </w:r>
     </w:p>
     <w:p>
@@ -1965,36 +1952,6 @@
           </w:p>
         </w:tc>
       </w:tr>
-      <w:tr>
-        <w:trPr>
-          <w:trHeight w:val="437" w:hRule="atLeast"/>
-        </w:trPr>
-        <w:tc>
-          <w:tcPr>
-            <w:tcW w:type="dxa" w:w="9865"/>
-            <w:tcMar>
-              <w:top w:w="0" w:type="dxa"/>
-              <w:start w:w="0" w:type="dxa"/>
-              <w:bottom w:w="0" w:type="dxa"/>
-              <w:end w:w="0" w:type="dxa"/>
-            </w:tcMar>
-            <w:tcBorders>
-              <w:top w:val="nil"/>
-              <w:bottom w:val="single" w:sz="5" w:space="0" w:color="CBD5E1"/>
-              <w:start w:val="nil"/>
-              <w:end w:val="nil"/>
-            </w:tcBorders>
-          </w:tcPr>
-          <w:p>
-            <w:pPr>
-              <w:spacing w:before="0" w:after="0" w:line="240" w:lineRule="auto"/>
-            </w:pPr>
-            <w:r>
-              <w:t xml:space="preserve"> </w:t>
-            </w:r>
-          </w:p>
-        </w:tc>
-      </w:tr>
     </w:tbl>
     <w:p>
       <w:pPr>
@@ -2030,7 +1987,7 @@
           <w:color w:val="1A2340"/>
           <w:sz w:val="30"/>
         </w:rPr>
-        <w:t>誰與後果｜計分</w:t>
+        <w:t>誰與後果｜形成判斷</w:t>
       </w:r>
     </w:p>
     <w:p>
@@ -2171,36 +2128,6 @@
           </w:p>
         </w:tc>
       </w:tr>
-      <w:tr>
-        <w:trPr>
-          <w:trHeight w:val="437" w:hRule="atLeast"/>
-        </w:trPr>
-        <w:tc>
-          <w:tcPr>
-            <w:tcW w:type="dxa" w:w="9865"/>
-            <w:tcMar>
-              <w:top w:w="0" w:type="dxa"/>
-              <w:start w:w="0" w:type="dxa"/>
-              <w:bottom w:w="0" w:type="dxa"/>
-              <w:end w:w="0" w:type="dxa"/>
-            </w:tcMar>
-            <w:tcBorders>
-              <w:top w:val="nil"/>
-              <w:bottom w:val="single" w:sz="5" w:space="0" w:color="CBD5E1"/>
-              <w:start w:val="nil"/>
-              <w:end w:val="nil"/>
-            </w:tcBorders>
-          </w:tcPr>
-          <w:p>
-            <w:pPr>
-              <w:spacing w:before="0" w:after="0" w:line="240" w:lineRule="auto"/>
-            </w:pPr>
-            <w:r>
-              <w:t xml:space="preserve"> </w:t>
-            </w:r>
-          </w:p>
-        </w:tc>
-      </w:tr>
     </w:tbl>
     <w:p>
       <w:pPr>
@@ -2236,7 +2163,7 @@
           <w:color w:val="1A2340"/>
           <w:sz w:val="30"/>
         </w:rPr>
-        <w:t>我的查核規則</w:t>
+        <w:t>查核後的回應與修正</w:t>
       </w:r>
     </w:p>
     <w:p>
@@ -2273,7 +2200,7 @@
           <w:color w:val="1A2340"/>
           <w:sz w:val="22"/>
         </w:rPr>
-        <w:t>下次我會先把段落拆成可查句，再找原始資料實際測量什麼；找不到就不替它補＿＿。</w:t>
+        <w:t>查核碰到我原先哪個判斷？我最後保留、改色、縮小或暫停什麼？下次找不到來源時，我不替它補＿＿。</w:t>
       </w:r>
     </w:p>
     <w:tbl>
@@ -2317,49 +2244,42 @@
           </w:p>
         </w:tc>
       </w:tr>
+      <w:tr>
+        <w:trPr>
+          <w:trHeight w:val="437" w:hRule="atLeast"/>
+        </w:trPr>
+        <w:tc>
+          <w:tcPr>
+            <w:tcW w:type="dxa" w:w="9865"/>
+            <w:tcMar>
+              <w:top w:w="0" w:type="dxa"/>
+              <w:start w:w="0" w:type="dxa"/>
+              <w:bottom w:w="0" w:type="dxa"/>
+              <w:end w:w="0" w:type="dxa"/>
+            </w:tcMar>
+            <w:tcBorders>
+              <w:top w:val="nil"/>
+              <w:bottom w:val="single" w:sz="5" w:space="0" w:color="CBD5E1"/>
+              <w:start w:val="nil"/>
+              <w:end w:val="nil"/>
+            </w:tcBorders>
+          </w:tcPr>
+          <w:p>
+            <w:pPr>
+              <w:spacing w:before="0" w:after="0" w:line="240" w:lineRule="auto"/>
+            </w:pPr>
+            <w:r>
+              <w:t xml:space="preserve"> </w:t>
+            </w:r>
+          </w:p>
+        </w:tc>
+      </w:tr>
     </w:tbl>
     <w:p>
       <w:pPr>
         <w:keepNext/>
         <w:keepLines w:val="0"/>
-        <w:spacing w:before="100" w:after="40" w:line="293" w:lineRule="auto"/>
-      </w:pPr>
-      <w:r>
-        <w:rPr>
-          <w:rFonts w:ascii="JetBrains Mono" w:hAnsi="JetBrains Mono" w:eastAsia="Arial Unicode MS"/>
-          <w:b/>
-          <w:i w:val="0"/>
-          <w:color w:val="1D4ED8"/>
-          <w:sz w:val="30"/>
-        </w:rPr>
-        <w:t>05</w:t>
-      </w:r>
-      <w:r>
-        <w:rPr>
-          <w:rFonts w:ascii="Arial Unicode MS" w:hAnsi="Arial Unicode MS" w:eastAsia="Arial Unicode MS"/>
-          <w:b w:val="0"/>
-          <w:i w:val="0"/>
-          <w:color w:val="1D4ED8"/>
-          <w:sz w:val="30"/>
-        </w:rPr>
-        <w:t xml:space="preserve">  </w:t>
-      </w:r>
-      <w:r>
-        <w:rPr>
-          <w:rFonts w:ascii="Arial Unicode MS" w:hAnsi="Arial Unicode MS" w:eastAsia="Arial Unicode MS"/>
-          <w:b/>
-          <w:i w:val="0"/>
-          <w:color w:val="1A2340"/>
-          <w:sz w:val="30"/>
-        </w:rPr>
-        <w:t>完成確認</w:t>
-      </w:r>
-    </w:p>
-    <w:p>
-      <w:pPr>
-        <w:keepNext/>
-        <w:keepLines w:val="0"/>
-        <w:spacing w:before="0" w:after="20" w:line="293" w:lineRule="auto"/>
+        <w:spacing w:before="60" w:after="20" w:line="293" w:lineRule="auto"/>
       </w:pPr>
       <w:r>
         <w:rPr>
@@ -2389,7 +2309,59 @@
           <w:color w:val="1A2340"/>
           <w:sz w:val="22"/>
         </w:rPr>
-        <w:t>□ 第一階段初標　□ 三句來源與改色　□ 像真的＋誰＋決定後果　｜W11：帶 W8 立場聲明。</w:t>
+        <w:t>完成確認｜□ 初標　□ 三句來源與改色　□ 回應查核　□ 修正／重申　｜W11：帶 W8 立場聲明。</w:t>
+      </w:r>
+    </w:p>
+    <w:p>
+      <w:pPr>
+        <w:keepNext/>
+        <w:keepLines w:val="0"/>
+        <w:pageBreakBefore/>
+        <w:spacing w:before="0" w:after="60" w:line="293" w:lineRule="auto"/>
+      </w:pPr>
+      <w:r>
+        <w:rPr>
+          <w:rFonts w:ascii="JetBrains Mono" w:hAnsi="JetBrains Mono" w:eastAsia="Arial Unicode MS"/>
+          <w:b/>
+          <w:i w:val="0"/>
+          <w:color w:val="1D4ED8"/>
+          <w:sz w:val="22"/>
+        </w:rPr>
+        <w:t>W10 / 04</w:t>
+      </w:r>
+    </w:p>
+    <w:p>
+      <w:pPr>
+        <w:keepNext/>
+        <w:keepLines w:val="0"/>
+        <w:spacing w:before="0" w:after="80" w:line="252" w:lineRule="auto"/>
+      </w:pPr>
+      <w:r>
+        <w:rPr>
+          <w:rFonts w:ascii="Arial Unicode MS" w:hAnsi="Arial Unicode MS" w:eastAsia="Arial Unicode MS"/>
+          <w:b/>
+          <w:i w:val="0"/>
+          <w:color w:val="1A2340"/>
+          <w:sz w:val="44"/>
+        </w:rPr>
+        <w:t>自留札記｜這一頁不交</w:t>
+      </w:r>
+    </w:p>
+    <w:p>
+      <w:pPr>
+        <w:keepNext w:val="0"/>
+        <w:keepLines w:val="0"/>
+        <w:spacing w:before="0" w:after="140" w:line="293" w:lineRule="auto"/>
+      </w:pPr>
+      <w:r>
+        <w:rPr>
+          <w:rFonts w:ascii="Arial Unicode MS" w:hAnsi="Arial Unicode MS" w:eastAsia="Arial Unicode MS"/>
+          <w:b w:val="0"/>
+          <w:i w:val="0"/>
+          <w:color w:val="5B6573"/>
+          <w:sz w:val="22"/>
+        </w:rPr>
+        <w:t>老師不讀、不計分；可不寫、遮住或撕下。W10 的 10 分只依第 1–3 頁正式查核證據判定。</w:t>
       </w:r>
     </w:p>
     <w:p>
@@ -2406,7 +2378,7 @@
           <w:color w:val="1D4ED8"/>
           <w:sz w:val="30"/>
         </w:rPr>
-        <w:t>06</w:t>
+        <w:t>01</w:t>
       </w:r>
       <w:r>
         <w:rPr>
@@ -2540,65 +2512,6 @@
     </w:tbl>
     <w:p>
       <w:pPr>
-        <w:spacing w:after="0"/>
-      </w:pPr>
-      <w:r>
-        <w:br w:type="page"/>
-      </w:r>
-    </w:p>
-    <w:p>
-      <w:pPr>
-        <w:keepNext/>
-        <w:keepLines w:val="0"/>
-        <w:spacing w:before="0" w:after="60" w:line="293" w:lineRule="auto"/>
-      </w:pPr>
-      <w:r>
-        <w:rPr>
-          <w:rFonts w:ascii="JetBrains Mono" w:hAnsi="JetBrains Mono" w:eastAsia="Arial Unicode MS"/>
-          <w:b/>
-          <w:i w:val="0"/>
-          <w:color w:val="1D4ED8"/>
-          <w:sz w:val="22"/>
-        </w:rPr>
-        <w:t>W10 / 04</w:t>
-      </w:r>
-    </w:p>
-    <w:p>
-      <w:pPr>
-        <w:keepNext/>
-        <w:keepLines w:val="0"/>
-        <w:spacing w:before="0" w:after="80" w:line="252" w:lineRule="auto"/>
-      </w:pPr>
-      <w:r>
-        <w:rPr>
-          <w:rFonts w:ascii="Arial Unicode MS" w:hAnsi="Arial Unicode MS" w:eastAsia="Arial Unicode MS"/>
-          <w:b/>
-          <w:i w:val="0"/>
-          <w:color w:val="1A2340"/>
-          <w:sz w:val="44"/>
-        </w:rPr>
-        <w:t>自留札記｜這一頁不交</w:t>
-      </w:r>
-    </w:p>
-    <w:p>
-      <w:pPr>
-        <w:keepNext w:val="0"/>
-        <w:keepLines w:val="0"/>
-        <w:spacing w:before="0" w:after="140" w:line="293" w:lineRule="auto"/>
-      </w:pPr>
-      <w:r>
-        <w:rPr>
-          <w:rFonts w:ascii="Arial Unicode MS" w:hAnsi="Arial Unicode MS" w:eastAsia="Arial Unicode MS"/>
-          <w:b w:val="0"/>
-          <w:i w:val="0"/>
-          <w:color w:val="5B6573"/>
-          <w:sz w:val="22"/>
-        </w:rPr>
-        <w:t>老師不讀、不計分；可不寫、遮住，或在 W12 收件前撕下。</w:t>
-      </w:r>
-    </w:p>
-    <w:p>
-      <w:pPr>
         <w:keepNext/>
         <w:keepLines w:val="0"/>
         <w:spacing w:before="100" w:after="40" w:line="293" w:lineRule="auto"/>
@@ -2611,7 +2524,7 @@
           <w:color w:val="1D4ED8"/>
           <w:sz w:val="30"/>
         </w:rPr>
-        <w:t>01</w:t>
+        <w:t>02</w:t>
       </w:r>
       <w:r>
         <w:rPr>

--- a/worksheets/W10.docx
+++ b/worksheets/W10.docx
@@ -1641,7 +1641,7 @@
           <w:color w:val="1A2340"/>
           <w:sz w:val="44"/>
         </w:rPr>
-        <w:t>最危險的一句｜正式 10 分證據</w:t>
+        <w:t>最危險的一句｜正式 15 分證據</w:t>
       </w:r>
     </w:p>
     <w:p>
@@ -2361,7 +2361,7 @@
           <w:color w:val="5B6573"/>
           <w:sz w:val="22"/>
         </w:rPr>
-        <w:t>老師不讀、不計分；可不寫、遮住或撕下。W10 的 10 分只依第 1–3 頁正式查核證據判定。</w:t>
+        <w:t>老師不讀、不計分；可不寫、遮住或撕下。W10 的 15 分只依第 1–3 頁正式查核證據判定。</w:t>
       </w:r>
     </w:p>
     <w:p>

--- a/worksheets/W10.docx
+++ b/worksheets/W10.docx
@@ -34,7 +34,7 @@
           <w:color w:val="1A2340"/>
           <w:sz w:val="44"/>
         </w:rPr>
-        <w:t>先扣留判斷｜手機翻面</w:t>
+        <w:t>第一階段｜🔒 不使用 AI｜手機翻面</w:t>
       </w:r>
     </w:p>
     <w:p>
@@ -51,7 +51,7 @@
           <w:color w:val="5B6573"/>
           <w:sz w:val="22"/>
         </w:rPr>
-        <w:t>使用教師自編 W10 任務包。第一階段只讀文字，不上網；有引證線索也只能先寫『暫綠候選』。</w:t>
+        <w:t>先保存第一眼判斷：只讀教師自編 W10 任務包，不搜尋、不問 AI。這不是最後答案，也不看信心高低計分。</w:t>
       </w:r>
     </w:p>
     <w:p>
@@ -388,7 +388,7 @@
           <w:color w:val="1A2340"/>
           <w:sz w:val="22"/>
         </w:rPr>
-        <w:t>從教師 AI 段落逐字抄出指定主張 1／2／3；每句只留一個可查意思：</w:t>
+        <w:t>從教師段落逐字抄出指定主張 1／2／3；每句只留一個可查意思：</w:t>
       </w:r>
     </w:p>
     <w:tbl>
@@ -647,7 +647,7 @@
           <w:color w:val="1A2340"/>
           <w:sz w:val="30"/>
         </w:rPr>
-        <w:t>第一階段初標</w:t>
+        <w:t>第一眼判斷</w:t>
       </w:r>
     </w:p>
     <w:p>
@@ -684,7 +684,7 @@
           <w:color w:val="1A2340"/>
           <w:sz w:val="22"/>
         </w:rPr>
-        <w:t>依 L1 判斷：G 候選／Y 待查／R 候選。圈出讓它像真的字詞；此時不准搜尋：</w:t>
+        <w:t>每句圈 G 候選／Y 待查／R 候選；圈出讓它像真的字詞。這一刻不搜尋：</w:t>
       </w:r>
     </w:p>
     <w:tbl>
@@ -881,7 +881,7 @@
           <w:color w:val="1A2340"/>
           <w:sz w:val="44"/>
         </w:rPr>
-        <w:t>用來源改色｜L1／L2／L3</w:t>
+        <w:t>第二階段｜先看查找方向，再回到最初資料</w:t>
       </w:r>
     </w:p>
     <w:p>
@@ -898,7 +898,7 @@
           <w:color w:val="5B6573"/>
           <w:sz w:val="22"/>
         </w:rPr>
-        <w:t>G＝來源支持同一句與同一範圍；Y＝目前查不到、資料不足或超出測量；R＝有資料直接衝突。來源可信不等於主張自動變綠。</w:t>
+        <w:t>每人都走同一條查核路線。有設備看老師提供的 AI 建議，無設備用同內容紙本；建議只給查找方向，不是來源，也不能替你做最後判斷。最初資料是最初那份研究、報告、問卷或紀錄，不是 AI 摘要或別人的轉述。</w:t>
       </w:r>
     </w:p>
     <w:p>
@@ -935,7 +935,7 @@
           <w:color w:val="1A2340"/>
           <w:sz w:val="30"/>
         </w:rPr>
-        <w:t>查核 1</w:t>
+        <w:t>共同查核路線｜至少完整留一條</w:t>
       </w:r>
     </w:p>
     <w:p>
@@ -972,7 +972,7 @@
           <w:color w:val="1A2340"/>
           <w:sz w:val="22"/>
         </w:rPr>
-        <w:t>原句／來源名稱＋作者或機構＋日期＋網址或資料卡號／來源實際支持什麼／最後 G-Y-R／限制：</w:t>
+        <w:t>AI／紙本建議我查＿＿ → 我實際用＿＿搜尋或查卡 → 我打開的最初資料＿＿ → 它實際支持＿＿、不能支持＿＿ → 最後 G／Y／R＿＿。</w:t>
       </w:r>
     </w:p>
     <w:tbl>
@@ -1208,7 +1208,7 @@
           <w:color w:val="1A2340"/>
           <w:sz w:val="22"/>
         </w:rPr>
-        <w:t>原句／來源資訊／來源實際支持什麼／最後 G-Y-R／限制：</w:t>
+        <w:t>原句／最初資料名稱＋作者或機構＋日期＋網址或卡號／實際支持與不能支持／最後 G-Y-R：</w:t>
       </w:r>
     </w:p>
     <w:tbl>
@@ -1444,7 +1444,7 @@
           <w:color w:val="1A2340"/>
           <w:sz w:val="22"/>
         </w:rPr>
-        <w:t>原句／來源資訊／來源實際支持什麼／最後 G-Y-R／限制：</w:t>
+        <w:t>原句／最初資料名稱＋作者或機構＋日期＋網址或卡號／實際支持與不能支持／最後 G-Y-R：</w:t>
       </w:r>
     </w:p>
     <w:tbl>
@@ -1641,7 +1641,7 @@
           <w:color w:val="1A2340"/>
           <w:sz w:val="44"/>
         </w:rPr>
-        <w:t>最危險的一句｜正式 15 分證據</w:t>
+        <w:t>判斷、回饋與新版｜正式 15 分證據</w:t>
       </w:r>
     </w:p>
     <w:p>
@@ -1658,7 +1658,7 @@
           <w:color w:val="5B6573"/>
           <w:sz w:val="22"/>
         </w:rPr>
-        <w:t>W10 是個人開放工具查核；四項各 0–2，只證明在指定來源、搜尋與 AI 可用條件下的表現。</w:t>
+        <w:t>W10 是個人開放工具查核；四項各 0–2，只證明在指定來源、搜尋與 AI 可選條件下的表現。</w:t>
       </w:r>
     </w:p>
     <w:p>
@@ -1776,36 +1776,6 @@
           </w:p>
         </w:tc>
       </w:tr>
-      <w:tr>
-        <w:trPr>
-          <w:trHeight w:val="437" w:hRule="atLeast"/>
-        </w:trPr>
-        <w:tc>
-          <w:tcPr>
-            <w:tcW w:type="dxa" w:w="9865"/>
-            <w:tcMar>
-              <w:top w:w="0" w:type="dxa"/>
-              <w:start w:w="0" w:type="dxa"/>
-              <w:bottom w:w="0" w:type="dxa"/>
-              <w:end w:w="0" w:type="dxa"/>
-            </w:tcMar>
-            <w:tcBorders>
-              <w:top w:val="nil"/>
-              <w:bottom w:val="single" w:sz="5" w:space="0" w:color="CBD5E1"/>
-              <w:start w:val="nil"/>
-              <w:end w:val="nil"/>
-            </w:tcBorders>
-          </w:tcPr>
-          <w:p>
-            <w:pPr>
-              <w:spacing w:before="0" w:after="0" w:line="240" w:lineRule="auto"/>
-            </w:pPr>
-            <w:r>
-              <w:t xml:space="preserve"> </w:t>
-            </w:r>
-          </w:p>
-        </w:tc>
-      </w:tr>
     </w:tbl>
     <w:p>
       <w:pPr>
@@ -1841,7 +1811,7 @@
           <w:color w:val="1A2340"/>
           <w:sz w:val="30"/>
         </w:rPr>
-        <w:t>為何像真的｜閱讀證據</w:t>
+        <w:t>哪裡讓人容易相信｜閱讀證據</w:t>
       </w:r>
     </w:p>
     <w:p>
@@ -1878,7 +1848,7 @@
           <w:color w:val="1A2340"/>
           <w:sz w:val="22"/>
         </w:rPr>
-        <w:t>它用了哪些精確數字、權威名稱、模糊專家、因果語氣或全稱詞？</w:t>
+        <w:t>它用了哪些精確數字、權威名稱、沒說名字的專家、把結果說成原因，或『每位／所有／一定』？</w:t>
       </w:r>
     </w:p>
     <w:tbl>
@@ -1987,7 +1957,7 @@
           <w:color w:val="1A2340"/>
           <w:sz w:val="30"/>
         </w:rPr>
-        <w:t>誰與後果｜形成判斷</w:t>
+        <w:t>誰會信？接著會怎麼做？</w:t>
       </w:r>
     </w:p>
     <w:p>
@@ -2098,6 +2068,122 @@
           </w:p>
         </w:tc>
       </w:tr>
+    </w:tbl>
+    <w:p>
+      <w:pPr>
+        <w:keepNext/>
+        <w:keepLines w:val="0"/>
+        <w:spacing w:before="100" w:after="40" w:line="293" w:lineRule="auto"/>
+      </w:pPr>
+      <w:r>
+        <w:rPr>
+          <w:rFonts w:ascii="JetBrains Mono" w:hAnsi="JetBrains Mono" w:eastAsia="Arial Unicode MS"/>
+          <w:b/>
+          <w:i w:val="0"/>
+          <w:color w:val="1D4ED8"/>
+          <w:sz w:val="30"/>
+        </w:rPr>
+        <w:t>04</w:t>
+      </w:r>
+      <w:r>
+        <w:rPr>
+          <w:rFonts w:ascii="Arial Unicode MS" w:hAnsi="Arial Unicode MS" w:eastAsia="Arial Unicode MS"/>
+          <w:b w:val="0"/>
+          <w:i w:val="0"/>
+          <w:color w:val="1D4ED8"/>
+          <w:sz w:val="30"/>
+        </w:rPr>
+        <w:t xml:space="preserve">  </w:t>
+      </w:r>
+      <w:r>
+        <w:rPr>
+          <w:rFonts w:ascii="Arial Unicode MS" w:hAnsi="Arial Unicode MS" w:eastAsia="Arial Unicode MS"/>
+          <w:b/>
+          <w:i w:val="0"/>
+          <w:color w:val="1A2340"/>
+          <w:sz w:val="30"/>
+        </w:rPr>
+        <w:t>同儕一問＋我的回應</w:t>
+      </w:r>
+    </w:p>
+    <w:p>
+      <w:pPr>
+        <w:keepNext/>
+        <w:keepLines w:val="0"/>
+        <w:spacing w:before="0" w:after="20" w:line="293" w:lineRule="auto"/>
+      </w:pPr>
+      <w:r>
+        <w:rPr>
+          <w:rFonts w:ascii="Arial Unicode MS" w:hAnsi="Arial Unicode MS" w:eastAsia="Arial Unicode MS"/>
+          <w:b/>
+          <w:i w:val="0"/>
+          <w:color w:val="1D4ED8"/>
+          <w:sz w:val="22"/>
+        </w:rPr>
+        <w:t>課堂必寫</w:t>
+      </w:r>
+      <w:r>
+        <w:rPr>
+          <w:rFonts w:ascii="Arial Unicode MS" w:hAnsi="Arial Unicode MS" w:eastAsia="Arial Unicode MS"/>
+          <w:b w:val="0"/>
+          <w:i w:val="0"/>
+          <w:color w:val="7B8491"/>
+          <w:sz w:val="22"/>
+        </w:rPr>
+        <w:t xml:space="preserve">  ｜  </w:t>
+      </w:r>
+      <w:r>
+        <w:rPr>
+          <w:rFonts w:ascii="Arial Unicode MS" w:hAnsi="Arial Unicode MS" w:eastAsia="Arial Unicode MS"/>
+          <w:b w:val="0"/>
+          <w:i w:val="0"/>
+          <w:color w:val="1A2340"/>
+          <w:sz w:val="22"/>
+        </w:rPr>
+        <w:t>同儕問＿＿；它挑戰我的 □證據 □範圍 □後果。我 □採用 □不採用，因為＿＿。</w:t>
+      </w:r>
+    </w:p>
+    <w:tbl>
+      <w:tblPr>
+        <w:tblW w:type="dxa" w:w="9865"/>
+        <w:jc w:val="left"/>
+        <w:tblLayout w:type="fixed"/>
+        <w:tblLook w:firstColumn="1" w:firstRow="1" w:lastColumn="0" w:lastRow="0" w:noHBand="0" w:noVBand="1" w:val="04A0"/>
+        <w:tblInd w:type="dxa" w:w="0"/>
+      </w:tblPr>
+      <w:tblGrid>
+        <w:gridCol w:w="9865"/>
+      </w:tblGrid>
+      <w:tr>
+        <w:trPr>
+          <w:trHeight w:val="437" w:hRule="atLeast"/>
+        </w:trPr>
+        <w:tc>
+          <w:tcPr>
+            <w:tcW w:type="dxa" w:w="9865"/>
+            <w:tcMar>
+              <w:top w:w="0" w:type="dxa"/>
+              <w:start w:w="0" w:type="dxa"/>
+              <w:bottom w:w="0" w:type="dxa"/>
+              <w:end w:w="0" w:type="dxa"/>
+            </w:tcMar>
+            <w:tcBorders>
+              <w:top w:val="nil"/>
+              <w:bottom w:val="single" w:sz="5" w:space="0" w:color="CBD5E1"/>
+              <w:start w:val="nil"/>
+              <w:end w:val="nil"/>
+            </w:tcBorders>
+          </w:tcPr>
+          <w:p>
+            <w:pPr>
+              <w:spacing w:before="0" w:after="0" w:line="240" w:lineRule="auto"/>
+            </w:pPr>
+            <w:r>
+              <w:t xml:space="preserve"> </w:t>
+            </w:r>
+          </w:p>
+        </w:tc>
+      </w:tr>
       <w:tr>
         <w:trPr>
           <w:trHeight w:val="437" w:hRule="atLeast"/>
@@ -2143,7 +2229,7 @@
           <w:color w:val="1D4ED8"/>
           <w:sz w:val="30"/>
         </w:rPr>
-        <w:t>04</w:t>
+        <w:t>05</w:t>
       </w:r>
       <w:r>
         <w:rPr>
@@ -2163,7 +2249,7 @@
           <w:color w:val="1A2340"/>
           <w:sz w:val="30"/>
         </w:rPr>
-        <w:t>查核後的回應與修正</w:t>
+        <w:t>改寫，或說明為何保留</w:t>
       </w:r>
     </w:p>
     <w:p>
@@ -2200,7 +2286,7 @@
           <w:color w:val="1A2340"/>
           <w:sz w:val="22"/>
         </w:rPr>
-        <w:t>查核碰到我原先哪個判斷？我最後保留、改色、縮小或暫停什麼？下次找不到來源時，我不替它補＿＿。</w:t>
+        <w:t>我把＿＿改成＿＿，因為＿＿；或我維持＿＿，更強理由是＿＿。下次找不到來源時，我不替它補＿＿。</w:t>
       </w:r>
     </w:p>
     <w:tbl>
@@ -2309,7 +2395,7 @@
           <w:color w:val="1A2340"/>
           <w:sz w:val="22"/>
         </w:rPr>
-        <w:t>完成確認｜□ 初標　□ 三句來源與改色　□ 回應查核　□ 修正／重申　｜W11：帶 W8 立場聲明。</w:t>
+        <w:t>完成確認｜□ 第一眼判斷　□ 三句資料各能說到哪裡　□ 誰會信＋接著會做什麼　□ 同儕一問＋本人回應　□ 新版／保留。</w:t>
       </w:r>
     </w:p>
     <w:p>
@@ -2344,7 +2430,7 @@
           <w:color w:val="1A2340"/>
           <w:sz w:val="44"/>
         </w:rPr>
-        <w:t>自留札記｜這一頁不交</w:t>
+        <w:t>個人反思｜可留白・不計分</w:t>
       </w:r>
     </w:p>
     <w:p>
@@ -2361,7 +2447,44 @@
           <w:color w:val="5B6573"/>
           <w:sz w:val="22"/>
         </w:rPr>
-        <w:t>老師不讀、不計分；可不寫、遮住或撕下。W10 的 15 分只依第 1–3 頁正式查核證據判定。</w:t>
+        <w:t>這頁會隨整本收回保管，但不作 W10 的 15 分證據，留白不扣分。可改寫或用代稱；不能交出的隱私不要寫。</w:t>
+      </w:r>
+    </w:p>
+    <w:p>
+      <w:pPr>
+        <w:keepNext/>
+        <w:keepLines w:val="0"/>
+        <w:spacing w:before="60" w:after="20" w:line="293" w:lineRule="auto"/>
+      </w:pPr>
+      <w:r>
+        <w:rPr>
+          <w:rFonts w:ascii="Arial Unicode MS" w:hAnsi="Arial Unicode MS" w:eastAsia="Arial Unicode MS"/>
+          <w:b/>
+          <w:i w:val="0"/>
+          <w:color w:val="1D4ED8"/>
+          <w:sz w:val="22"/>
+        </w:rPr>
+        <w:t>課堂必寫</w:t>
+      </w:r>
+      <w:r>
+        <w:rPr>
+          <w:rFonts w:ascii="Arial Unicode MS" w:hAnsi="Arial Unicode MS" w:eastAsia="Arial Unicode MS"/>
+          <w:b w:val="0"/>
+          <w:i w:val="0"/>
+          <w:color w:val="7B8491"/>
+          <w:sz w:val="22"/>
+        </w:rPr>
+        <w:t xml:space="preserve">  ｜  </w:t>
+      </w:r>
+      <w:r>
+        <w:rPr>
+          <w:rFonts w:ascii="Arial Unicode MS" w:hAnsi="Arial Unicode MS" w:eastAsia="Arial Unicode MS"/>
+          <w:b w:val="0"/>
+          <w:i w:val="0"/>
+          <w:color w:val="1A2340"/>
+          <w:sz w:val="22"/>
+        </w:rPr>
+        <w:t>完成確認｜下課前｜□ 只拍自己的第 1–4 頁，上傳原有 Classroom 作業　□ 紙本全本交回教師保管　□ 不拍同學</w:t>
       </w:r>
     </w:p>
     <w:p>
@@ -2378,7 +2501,7 @@
           <w:color w:val="1D4ED8"/>
           <w:sz w:val="30"/>
         </w:rPr>
-        <w:t>01</w:t>
+        <w:t>02</w:t>
       </w:r>
       <w:r>
         <w:rPr>
@@ -2398,7 +2521,7 @@
           <w:color w:val="1A2340"/>
           <w:sz w:val="30"/>
         </w:rPr>
-        <w:t>橋接欄｜收尾 30 秒，不評分</w:t>
+        <w:t>交棒欄｜收尾 30 秒，不評分</w:t>
       </w:r>
     </w:p>
     <w:p>
@@ -2435,7 +2558,7 @@
           <w:color w:val="1A2340"/>
           <w:sz w:val="22"/>
         </w:rPr>
-        <w:t>這週的招，我在＿＿科的＿＿（單元／題型）用得上，因為＿＿。寫到具體單元／題型才算；想不到就寫「這週的招是＿＿」。</w:t>
+        <w:t>帶到 W11：遇到反方時，我要先替對方說準＿＿，再判斷自己是否維持。</w:t>
       </w:r>
     </w:p>
     <w:tbl>
@@ -2524,7 +2647,7 @@
           <w:color w:val="1D4ED8"/>
           <w:sz w:val="30"/>
         </w:rPr>
-        <w:t>02</w:t>
+        <w:t>03</w:t>
       </w:r>
       <w:r>
         <w:rPr>
@@ -2544,7 +2667,7 @@
           <w:color w:val="1A2340"/>
           <w:sz w:val="30"/>
         </w:rPr>
-        <w:t>只給自己</w:t>
+        <w:t>個人反思｜可留白</w:t>
       </w:r>
     </w:p>
     <w:p>
@@ -2561,7 +2684,7 @@
           <w:color w:val="5B6573"/>
           <w:sz w:val="22"/>
         </w:rPr>
-        <w:t>自留札記</w:t>
+        <w:t>不評分</w:t>
       </w:r>
       <w:r>
         <w:rPr>
@@ -3015,126 +3138,6 @@
           </w:p>
         </w:tc>
       </w:tr>
-      <w:tr>
-        <w:trPr>
-          <w:trHeight w:val="437" w:hRule="atLeast"/>
-        </w:trPr>
-        <w:tc>
-          <w:tcPr>
-            <w:tcW w:type="dxa" w:w="9865"/>
-            <w:tcMar>
-              <w:top w:w="0" w:type="dxa"/>
-              <w:start w:w="0" w:type="dxa"/>
-              <w:bottom w:w="0" w:type="dxa"/>
-              <w:end w:w="0" w:type="dxa"/>
-            </w:tcMar>
-            <w:tcBorders>
-              <w:top w:val="nil"/>
-              <w:bottom w:val="single" w:sz="5" w:space="0" w:color="CBD5E1"/>
-              <w:start w:val="nil"/>
-              <w:end w:val="nil"/>
-            </w:tcBorders>
-          </w:tcPr>
-          <w:p>
-            <w:pPr>
-              <w:spacing w:before="0" w:after="0" w:line="240" w:lineRule="auto"/>
-            </w:pPr>
-            <w:r>
-              <w:t xml:space="preserve"> </w:t>
-            </w:r>
-          </w:p>
-        </w:tc>
-      </w:tr>
-      <w:tr>
-        <w:trPr>
-          <w:trHeight w:val="437" w:hRule="atLeast"/>
-        </w:trPr>
-        <w:tc>
-          <w:tcPr>
-            <w:tcW w:type="dxa" w:w="9865"/>
-            <w:tcMar>
-              <w:top w:w="0" w:type="dxa"/>
-              <w:start w:w="0" w:type="dxa"/>
-              <w:bottom w:w="0" w:type="dxa"/>
-              <w:end w:w="0" w:type="dxa"/>
-            </w:tcMar>
-            <w:tcBorders>
-              <w:top w:val="nil"/>
-              <w:bottom w:val="single" w:sz="5" w:space="0" w:color="CBD5E1"/>
-              <w:start w:val="nil"/>
-              <w:end w:val="nil"/>
-            </w:tcBorders>
-          </w:tcPr>
-          <w:p>
-            <w:pPr>
-              <w:spacing w:before="0" w:after="0" w:line="240" w:lineRule="auto"/>
-            </w:pPr>
-            <w:r>
-              <w:t xml:space="preserve"> </w:t>
-            </w:r>
-          </w:p>
-        </w:tc>
-      </w:tr>
-      <w:tr>
-        <w:trPr>
-          <w:trHeight w:val="437" w:hRule="atLeast"/>
-        </w:trPr>
-        <w:tc>
-          <w:tcPr>
-            <w:tcW w:type="dxa" w:w="9865"/>
-            <w:tcMar>
-              <w:top w:w="0" w:type="dxa"/>
-              <w:start w:w="0" w:type="dxa"/>
-              <w:bottom w:w="0" w:type="dxa"/>
-              <w:end w:w="0" w:type="dxa"/>
-            </w:tcMar>
-            <w:tcBorders>
-              <w:top w:val="nil"/>
-              <w:bottom w:val="single" w:sz="5" w:space="0" w:color="CBD5E1"/>
-              <w:start w:val="nil"/>
-              <w:end w:val="nil"/>
-            </w:tcBorders>
-          </w:tcPr>
-          <w:p>
-            <w:pPr>
-              <w:spacing w:before="0" w:after="0" w:line="240" w:lineRule="auto"/>
-            </w:pPr>
-            <w:r>
-              <w:t xml:space="preserve"> </w:t>
-            </w:r>
-          </w:p>
-        </w:tc>
-      </w:tr>
-      <w:tr>
-        <w:trPr>
-          <w:trHeight w:val="437" w:hRule="atLeast"/>
-        </w:trPr>
-        <w:tc>
-          <w:tcPr>
-            <w:tcW w:type="dxa" w:w="9865"/>
-            <w:tcMar>
-              <w:top w:w="0" w:type="dxa"/>
-              <w:start w:w="0" w:type="dxa"/>
-              <w:bottom w:w="0" w:type="dxa"/>
-              <w:end w:w="0" w:type="dxa"/>
-            </w:tcMar>
-            <w:tcBorders>
-              <w:top w:val="nil"/>
-              <w:bottom w:val="single" w:sz="5" w:space="0" w:color="CBD5E1"/>
-              <w:start w:val="nil"/>
-              <w:end w:val="nil"/>
-            </w:tcBorders>
-          </w:tcPr>
-          <w:p>
-            <w:pPr>
-              <w:spacing w:before="0" w:after="0" w:line="240" w:lineRule="auto"/>
-            </w:pPr>
-            <w:r>
-              <w:t xml:space="preserve"> </w:t>
-            </w:r>
-          </w:p>
-        </w:tc>
-      </w:tr>
     </w:tbl>
     <w:sectPr>
       <w:headerReference w:type="default" r:id="rId9"/>

--- a/worksheets/W10.docx
+++ b/worksheets/W10.docx
@@ -34,7 +34,7 @@
           <w:color w:val="1A2340"/>
           <w:sz w:val="44"/>
         </w:rPr>
-        <w:t>第一階段｜🔒 不使用 AI｜手機翻面</w:t>
+        <w:t>先留下第一眼判斷</w:t>
       </w:r>
     </w:p>
     <w:p>
@@ -212,7 +212,7 @@
           <w:color w:val="1A2340"/>
           <w:sz w:val="22"/>
         </w:rPr>
-        <w:t>我上週留下、但還沒查過的一句話是（涉及私事可空白，改用教師案例）：</w:t>
+        <w:t>我上週還沒查過的一句話（涉及私事可空白）：</w:t>
       </w:r>
     </w:p>
     <w:tbl>
@@ -226,66 +226,6 @@
       <w:tblGrid>
         <w:gridCol w:w="9865"/>
       </w:tblGrid>
-      <w:tr>
-        <w:trPr>
-          <w:trHeight w:val="437" w:hRule="atLeast"/>
-        </w:trPr>
-        <w:tc>
-          <w:tcPr>
-            <w:tcW w:type="dxa" w:w="9865"/>
-            <w:tcMar>
-              <w:top w:w="0" w:type="dxa"/>
-              <w:start w:w="0" w:type="dxa"/>
-              <w:bottom w:w="0" w:type="dxa"/>
-              <w:end w:w="0" w:type="dxa"/>
-            </w:tcMar>
-            <w:tcBorders>
-              <w:top w:val="nil"/>
-              <w:bottom w:val="single" w:sz="5" w:space="0" w:color="CBD5E1"/>
-              <w:start w:val="nil"/>
-              <w:end w:val="nil"/>
-            </w:tcBorders>
-          </w:tcPr>
-          <w:p>
-            <w:pPr>
-              <w:spacing w:before="0" w:after="0" w:line="240" w:lineRule="auto"/>
-            </w:pPr>
-            <w:r>
-              <w:t xml:space="preserve"> </w:t>
-            </w:r>
-          </w:p>
-        </w:tc>
-      </w:tr>
-      <w:tr>
-        <w:trPr>
-          <w:trHeight w:val="437" w:hRule="atLeast"/>
-        </w:trPr>
-        <w:tc>
-          <w:tcPr>
-            <w:tcW w:type="dxa" w:w="9865"/>
-            <w:tcMar>
-              <w:top w:w="0" w:type="dxa"/>
-              <w:start w:w="0" w:type="dxa"/>
-              <w:bottom w:w="0" w:type="dxa"/>
-              <w:end w:w="0" w:type="dxa"/>
-            </w:tcMar>
-            <w:tcBorders>
-              <w:top w:val="nil"/>
-              <w:bottom w:val="single" w:sz="5" w:space="0" w:color="CBD5E1"/>
-              <w:start w:val="nil"/>
-              <w:end w:val="nil"/>
-            </w:tcBorders>
-          </w:tcPr>
-          <w:p>
-            <w:pPr>
-              <w:spacing w:before="0" w:after="0" w:line="240" w:lineRule="auto"/>
-            </w:pPr>
-            <w:r>
-              <w:t xml:space="preserve"> </w:t>
-            </w:r>
-          </w:p>
-        </w:tc>
-      </w:tr>
       <w:tr>
         <w:trPr>
           <w:trHeight w:val="437" w:hRule="atLeast"/>
@@ -402,126 +342,6 @@
       <w:tblGrid>
         <w:gridCol w:w="9865"/>
       </w:tblGrid>
-      <w:tr>
-        <w:trPr>
-          <w:trHeight w:val="437" w:hRule="atLeast"/>
-        </w:trPr>
-        <w:tc>
-          <w:tcPr>
-            <w:tcW w:type="dxa" w:w="9865"/>
-            <w:tcMar>
-              <w:top w:w="0" w:type="dxa"/>
-              <w:start w:w="0" w:type="dxa"/>
-              <w:bottom w:w="0" w:type="dxa"/>
-              <w:end w:w="0" w:type="dxa"/>
-            </w:tcMar>
-            <w:tcBorders>
-              <w:top w:val="nil"/>
-              <w:bottom w:val="single" w:sz="5" w:space="0" w:color="CBD5E1"/>
-              <w:start w:val="nil"/>
-              <w:end w:val="nil"/>
-            </w:tcBorders>
-          </w:tcPr>
-          <w:p>
-            <w:pPr>
-              <w:spacing w:before="0" w:after="0" w:line="240" w:lineRule="auto"/>
-            </w:pPr>
-            <w:r>
-              <w:t xml:space="preserve"> </w:t>
-            </w:r>
-          </w:p>
-        </w:tc>
-      </w:tr>
-      <w:tr>
-        <w:trPr>
-          <w:trHeight w:val="437" w:hRule="atLeast"/>
-        </w:trPr>
-        <w:tc>
-          <w:tcPr>
-            <w:tcW w:type="dxa" w:w="9865"/>
-            <w:tcMar>
-              <w:top w:w="0" w:type="dxa"/>
-              <w:start w:w="0" w:type="dxa"/>
-              <w:bottom w:w="0" w:type="dxa"/>
-              <w:end w:w="0" w:type="dxa"/>
-            </w:tcMar>
-            <w:tcBorders>
-              <w:top w:val="nil"/>
-              <w:bottom w:val="single" w:sz="5" w:space="0" w:color="CBD5E1"/>
-              <w:start w:val="nil"/>
-              <w:end w:val="nil"/>
-            </w:tcBorders>
-          </w:tcPr>
-          <w:p>
-            <w:pPr>
-              <w:spacing w:before="0" w:after="0" w:line="240" w:lineRule="auto"/>
-            </w:pPr>
-            <w:r>
-              <w:t xml:space="preserve"> </w:t>
-            </w:r>
-          </w:p>
-        </w:tc>
-      </w:tr>
-      <w:tr>
-        <w:trPr>
-          <w:trHeight w:val="437" w:hRule="atLeast"/>
-        </w:trPr>
-        <w:tc>
-          <w:tcPr>
-            <w:tcW w:type="dxa" w:w="9865"/>
-            <w:tcMar>
-              <w:top w:w="0" w:type="dxa"/>
-              <w:start w:w="0" w:type="dxa"/>
-              <w:bottom w:w="0" w:type="dxa"/>
-              <w:end w:w="0" w:type="dxa"/>
-            </w:tcMar>
-            <w:tcBorders>
-              <w:top w:val="nil"/>
-              <w:bottom w:val="single" w:sz="5" w:space="0" w:color="CBD5E1"/>
-              <w:start w:val="nil"/>
-              <w:end w:val="nil"/>
-            </w:tcBorders>
-          </w:tcPr>
-          <w:p>
-            <w:pPr>
-              <w:spacing w:before="0" w:after="0" w:line="240" w:lineRule="auto"/>
-            </w:pPr>
-            <w:r>
-              <w:t xml:space="preserve"> </w:t>
-            </w:r>
-          </w:p>
-        </w:tc>
-      </w:tr>
-      <w:tr>
-        <w:trPr>
-          <w:trHeight w:val="437" w:hRule="atLeast"/>
-        </w:trPr>
-        <w:tc>
-          <w:tcPr>
-            <w:tcW w:type="dxa" w:w="9865"/>
-            <w:tcMar>
-              <w:top w:w="0" w:type="dxa"/>
-              <w:start w:w="0" w:type="dxa"/>
-              <w:bottom w:w="0" w:type="dxa"/>
-              <w:end w:w="0" w:type="dxa"/>
-            </w:tcMar>
-            <w:tcBorders>
-              <w:top w:val="nil"/>
-              <w:bottom w:val="single" w:sz="5" w:space="0" w:color="CBD5E1"/>
-              <w:start w:val="nil"/>
-              <w:end w:val="nil"/>
-            </w:tcBorders>
-          </w:tcPr>
-          <w:p>
-            <w:pPr>
-              <w:spacing w:before="0" w:after="0" w:line="240" w:lineRule="auto"/>
-            </w:pPr>
-            <w:r>
-              <w:t xml:space="preserve"> </w:t>
-            </w:r>
-          </w:p>
-        </w:tc>
-      </w:tr>
       <w:tr>
         <w:trPr>
           <w:trHeight w:val="437" w:hRule="atLeast"/>
@@ -788,6 +608,238 @@
           </w:p>
         </w:tc>
       </w:tr>
+    </w:tbl>
+    <w:p>
+      <w:pPr>
+        <w:keepNext/>
+        <w:keepLines w:val="0"/>
+        <w:spacing w:before="100" w:after="40" w:line="293" w:lineRule="auto"/>
+      </w:pPr>
+      <w:r>
+        <w:rPr>
+          <w:rFonts w:ascii="JetBrains Mono" w:hAnsi="JetBrains Mono" w:eastAsia="Arial Unicode MS"/>
+          <w:b/>
+          <w:i w:val="0"/>
+          <w:color w:val="1D4ED8"/>
+          <w:sz w:val="30"/>
+        </w:rPr>
+        <w:t>04</w:t>
+      </w:r>
+      <w:r>
+        <w:rPr>
+          <w:rFonts w:ascii="Arial Unicode MS" w:hAnsi="Arial Unicode MS" w:eastAsia="Arial Unicode MS"/>
+          <w:b w:val="0"/>
+          <w:i w:val="0"/>
+          <w:color w:val="1D4ED8"/>
+          <w:sz w:val="30"/>
+        </w:rPr>
+        <w:t xml:space="preserve">  </w:t>
+      </w:r>
+      <w:r>
+        <w:rPr>
+          <w:rFonts w:ascii="Arial Unicode MS" w:hAnsi="Arial Unicode MS" w:eastAsia="Arial Unicode MS"/>
+          <w:b/>
+          <w:i w:val="0"/>
+          <w:color w:val="1A2340"/>
+          <w:sz w:val="30"/>
+        </w:rPr>
+        <w:t>先替自己排</w:t>
+      </w:r>
+    </w:p>
+    <w:p>
+      <w:pPr>
+        <w:keepNext/>
+        <w:keepLines w:val="0"/>
+        <w:spacing w:before="0" w:after="20" w:line="293" w:lineRule="auto"/>
+      </w:pPr>
+      <w:r>
+        <w:rPr>
+          <w:rFonts w:ascii="Arial Unicode MS" w:hAnsi="Arial Unicode MS" w:eastAsia="Arial Unicode MS"/>
+          <w:b/>
+          <w:i w:val="0"/>
+          <w:color w:val="1D4ED8"/>
+          <w:sz w:val="22"/>
+        </w:rPr>
+        <w:t>課堂必寫</w:t>
+      </w:r>
+      <w:r>
+        <w:rPr>
+          <w:rFonts w:ascii="Arial Unicode MS" w:hAnsi="Arial Unicode MS" w:eastAsia="Arial Unicode MS"/>
+          <w:b w:val="0"/>
+          <w:i w:val="0"/>
+          <w:color w:val="7B8491"/>
+          <w:sz w:val="22"/>
+        </w:rPr>
+        <w:t xml:space="preserve">  ｜  </w:t>
+      </w:r>
+      <w:r>
+        <w:rPr>
+          <w:rFonts w:ascii="Arial Unicode MS" w:hAnsi="Arial Unicode MS" w:eastAsia="Arial Unicode MS"/>
+          <w:b w:val="0"/>
+          <w:i w:val="0"/>
+          <w:color w:val="1A2340"/>
+          <w:sz w:val="22"/>
+        </w:rPr>
+        <w:t>三句查核先後：第＿＿句→第＿＿句→第＿＿句。最先查的若寫錯，我會＿＿。</w:t>
+      </w:r>
+    </w:p>
+    <w:tbl>
+      <w:tblPr>
+        <w:tblW w:type="dxa" w:w="9865"/>
+        <w:jc w:val="left"/>
+        <w:tblLayout w:type="fixed"/>
+        <w:tblLook w:firstColumn="1" w:firstRow="1" w:lastColumn="0" w:lastRow="0" w:noHBand="0" w:noVBand="1" w:val="04A0"/>
+        <w:tblInd w:type="dxa" w:w="0"/>
+      </w:tblPr>
+      <w:tblGrid>
+        <w:gridCol w:w="9865"/>
+      </w:tblGrid>
+      <w:tr>
+        <w:trPr>
+          <w:trHeight w:val="437" w:hRule="atLeast"/>
+        </w:trPr>
+        <w:tc>
+          <w:tcPr>
+            <w:tcW w:type="dxa" w:w="9865"/>
+            <w:tcMar>
+              <w:top w:w="0" w:type="dxa"/>
+              <w:start w:w="0" w:type="dxa"/>
+              <w:bottom w:w="0" w:type="dxa"/>
+              <w:end w:w="0" w:type="dxa"/>
+            </w:tcMar>
+            <w:tcBorders>
+              <w:top w:val="nil"/>
+              <w:bottom w:val="single" w:sz="5" w:space="0" w:color="CBD5E1"/>
+              <w:start w:val="nil"/>
+              <w:end w:val="nil"/>
+            </w:tcBorders>
+          </w:tcPr>
+          <w:p>
+            <w:pPr>
+              <w:spacing w:before="0" w:after="0" w:line="240" w:lineRule="auto"/>
+            </w:pPr>
+            <w:r>
+              <w:t xml:space="preserve"> </w:t>
+            </w:r>
+          </w:p>
+        </w:tc>
+      </w:tr>
+      <w:tr>
+        <w:trPr>
+          <w:trHeight w:val="437" w:hRule="atLeast"/>
+        </w:trPr>
+        <w:tc>
+          <w:tcPr>
+            <w:tcW w:type="dxa" w:w="9865"/>
+            <w:tcMar>
+              <w:top w:w="0" w:type="dxa"/>
+              <w:start w:w="0" w:type="dxa"/>
+              <w:bottom w:w="0" w:type="dxa"/>
+              <w:end w:w="0" w:type="dxa"/>
+            </w:tcMar>
+            <w:tcBorders>
+              <w:top w:val="nil"/>
+              <w:bottom w:val="single" w:sz="5" w:space="0" w:color="CBD5E1"/>
+              <w:start w:val="nil"/>
+              <w:end w:val="nil"/>
+            </w:tcBorders>
+          </w:tcPr>
+          <w:p>
+            <w:pPr>
+              <w:spacing w:before="0" w:after="0" w:line="240" w:lineRule="auto"/>
+            </w:pPr>
+            <w:r>
+              <w:t xml:space="preserve"> </w:t>
+            </w:r>
+          </w:p>
+        </w:tc>
+      </w:tr>
+    </w:tbl>
+    <w:p>
+      <w:pPr>
+        <w:keepNext/>
+        <w:keepLines w:val="0"/>
+        <w:spacing w:before="100" w:after="40" w:line="293" w:lineRule="auto"/>
+      </w:pPr>
+      <w:r>
+        <w:rPr>
+          <w:rFonts w:ascii="JetBrains Mono" w:hAnsi="JetBrains Mono" w:eastAsia="Arial Unicode MS"/>
+          <w:b/>
+          <w:i w:val="0"/>
+          <w:color w:val="1D4ED8"/>
+          <w:sz w:val="30"/>
+        </w:rPr>
+        <w:t>05</w:t>
+      </w:r>
+      <w:r>
+        <w:rPr>
+          <w:rFonts w:ascii="Arial Unicode MS" w:hAnsi="Arial Unicode MS" w:eastAsia="Arial Unicode MS"/>
+          <w:b w:val="0"/>
+          <w:i w:val="0"/>
+          <w:color w:val="1D4ED8"/>
+          <w:sz w:val="30"/>
+        </w:rPr>
+        <w:t xml:space="preserve">  </w:t>
+      </w:r>
+      <w:r>
+        <w:rPr>
+          <w:rFonts w:ascii="Arial Unicode MS" w:hAnsi="Arial Unicode MS" w:eastAsia="Arial Unicode MS"/>
+          <w:b/>
+          <w:i w:val="0"/>
+          <w:color w:val="1A2340"/>
+          <w:sz w:val="30"/>
+        </w:rPr>
+        <w:t>再替家長排</w:t>
+      </w:r>
+    </w:p>
+    <w:p>
+      <w:pPr>
+        <w:keepNext/>
+        <w:keepLines w:val="0"/>
+        <w:spacing w:before="0" w:after="20" w:line="293" w:lineRule="auto"/>
+      </w:pPr>
+      <w:r>
+        <w:rPr>
+          <w:rFonts w:ascii="Arial Unicode MS" w:hAnsi="Arial Unicode MS" w:eastAsia="Arial Unicode MS"/>
+          <w:b/>
+          <w:i w:val="0"/>
+          <w:color w:val="1D4ED8"/>
+          <w:sz w:val="22"/>
+        </w:rPr>
+        <w:t>課堂必寫</w:t>
+      </w:r>
+      <w:r>
+        <w:rPr>
+          <w:rFonts w:ascii="Arial Unicode MS" w:hAnsi="Arial Unicode MS" w:eastAsia="Arial Unicode MS"/>
+          <w:b w:val="0"/>
+          <w:i w:val="0"/>
+          <w:color w:val="7B8491"/>
+          <w:sz w:val="22"/>
+        </w:rPr>
+        <w:t xml:space="preserve">  ｜  </w:t>
+      </w:r>
+      <w:r>
+        <w:rPr>
+          <w:rFonts w:ascii="Arial Unicode MS" w:hAnsi="Arial Unicode MS" w:eastAsia="Arial Unicode MS"/>
+          <w:b w:val="0"/>
+          <w:i w:val="0"/>
+          <w:color w:val="1A2340"/>
+          <w:sz w:val="22"/>
+        </w:rPr>
+        <w:t>三句查核先後：第＿＿句→第＿＿句→第＿＿句。最先查的若寫錯，家長會＿＿。</w:t>
+      </w:r>
+    </w:p>
+    <w:tbl>
+      <w:tblPr>
+        <w:tblW w:type="dxa" w:w="9865"/>
+        <w:jc w:val="left"/>
+        <w:tblLayout w:type="fixed"/>
+        <w:tblLook w:firstColumn="1" w:firstRow="1" w:lastColumn="0" w:lastRow="0" w:noHBand="0" w:noVBand="1" w:val="04A0"/>
+        <w:tblInd w:type="dxa" w:w="0"/>
+      </w:tblPr>
+      <w:tblGrid>
+        <w:gridCol w:w="9865"/>
+      </w:tblGrid>
       <w:tr>
         <w:trPr>
           <w:trHeight w:val="437" w:hRule="atLeast"/>
@@ -2430,7 +2482,7 @@
           <w:color w:val="1A2340"/>
           <w:sz w:val="44"/>
         </w:rPr>
-        <w:t>個人反思｜可留白・不計分</w:t>
+        <w:t>換個情境，再試一次</w:t>
       </w:r>
     </w:p>
     <w:p>
@@ -2447,9 +2499,409 @@
           <w:color w:val="5B6573"/>
           <w:sz w:val="22"/>
         </w:rPr>
-        <w:t>這頁會隨整本收回保管，但不作 W10 的 15 分證據，留白不扣分。可改寫或用代稱；不能交出的隱私不要寫。</w:t>
+        <w:t>生活練習不計分、不列學習關卡；紙本照常收回，不必交出自己的私事。</w:t>
       </w:r>
     </w:p>
+    <w:p>
+      <w:pPr>
+        <w:keepNext/>
+        <w:keepLines w:val="0"/>
+        <w:spacing w:before="100" w:after="40" w:line="293" w:lineRule="auto"/>
+      </w:pPr>
+      <w:r>
+        <w:rPr>
+          <w:rFonts w:ascii="JetBrains Mono" w:hAnsi="JetBrains Mono" w:eastAsia="Arial Unicode MS"/>
+          <w:b/>
+          <w:i w:val="0"/>
+          <w:color w:val="1D4ED8"/>
+          <w:sz w:val="30"/>
+        </w:rPr>
+        <w:t>生活</w:t>
+      </w:r>
+      <w:r>
+        <w:rPr>
+          <w:rFonts w:ascii="Arial Unicode MS" w:hAnsi="Arial Unicode MS" w:eastAsia="Arial Unicode MS"/>
+          <w:b w:val="0"/>
+          <w:i w:val="0"/>
+          <w:color w:val="1D4ED8"/>
+          <w:sz w:val="30"/>
+        </w:rPr>
+        <w:t xml:space="preserve">  </w:t>
+      </w:r>
+      <w:r>
+        <w:rPr>
+          <w:rFonts w:ascii="Arial Unicode MS" w:hAnsi="Arial Unicode MS" w:eastAsia="Arial Unicode MS"/>
+          <w:b/>
+          <w:i w:val="0"/>
+          <w:color w:val="1A2340"/>
+          <w:sz w:val="30"/>
+        </w:rPr>
+        <w:t>同一張活動單，先查哪件事？</w:t>
+      </w:r>
+    </w:p>
+    <w:p>
+      <w:pPr>
+        <w:keepNext w:val="0"/>
+        <w:keepLines w:val="0"/>
+        <w:spacing w:before="0" w:after="40" w:line="293" w:lineRule="auto"/>
+      </w:pPr>
+      <w:r>
+        <w:rPr>
+          <w:rFonts w:ascii="Arial Unicode MS" w:hAnsi="Arial Unicode MS" w:eastAsia="Arial Unicode MS"/>
+          <w:b w:val="0"/>
+          <w:i w:val="0"/>
+          <w:color w:val="5B6573"/>
+          <w:sz w:val="22"/>
+        </w:rPr>
+        <w:t>課堂練習｜不計分、不列學習關卡；整本照常收回。</w:t>
+      </w:r>
+    </w:p>
+    <w:p>
+      <w:pPr>
+        <w:keepNext w:val="0"/>
+        <w:keepLines w:val="0"/>
+        <w:spacing w:before="0" w:after="40" w:line="293" w:lineRule="auto"/>
+      </w:pPr>
+      <w:r>
+        <w:rPr>
+          <w:rFonts w:ascii="Arial Unicode MS" w:hAnsi="Arial Unicode MS" w:eastAsia="Arial Unicode MS"/>
+          <w:b w:val="0"/>
+          <w:i w:val="0"/>
+          <w:color w:val="1A2340"/>
+          <w:sz w:val="22"/>
+        </w:rPr>
+        <w:t>你要安排家人去校慶。轉貼寫：①不用預約；②結束後仍有接駁車；③紀念品每人一份。弟弟在意紀念品，搭車來的家人在意怎麼回去。</w:t>
+      </w:r>
+    </w:p>
+    <w:p>
+      <w:pPr>
+        <w:keepNext w:val="0"/>
+        <w:keepLines w:val="0"/>
+        <w:spacing w:before="0" w:after="40" w:line="293" w:lineRule="auto"/>
+      </w:pPr>
+      <w:r>
+        <w:rPr>
+          <w:rFonts w:ascii="Arial Unicode MS" w:hAnsi="Arial Unicode MS" w:eastAsia="Arial Unicode MS"/>
+          <w:b w:val="0"/>
+          <w:i w:val="0"/>
+          <w:color w:val="1A2340"/>
+          <w:sz w:val="22"/>
+        </w:rPr>
+        <w:t>分別替這兩人選一件最先要查的事，寫出『如果寫錯，他會遇到什麼麻煩』。</w:t>
+      </w:r>
+    </w:p>
+    <w:p>
+      <w:pPr>
+        <w:keepNext/>
+        <w:keepLines w:val="0"/>
+        <w:spacing w:before="20" w:after="20" w:line="293" w:lineRule="auto"/>
+      </w:pPr>
+      <w:r>
+        <w:rPr>
+          <w:rFonts w:ascii="Arial Unicode MS" w:hAnsi="Arial Unicode MS" w:eastAsia="Arial Unicode MS"/>
+          <w:b/>
+          <w:i w:val="0"/>
+          <w:color w:val="5B6573"/>
+          <w:sz w:val="22"/>
+        </w:rPr>
+        <w:t>先做一次</w:t>
+      </w:r>
+      <w:r>
+        <w:rPr>
+          <w:rFonts w:ascii="Arial Unicode MS" w:hAnsi="Arial Unicode MS" w:eastAsia="Arial Unicode MS"/>
+          <w:b w:val="0"/>
+          <w:i w:val="0"/>
+          <w:color w:val="7B8491"/>
+          <w:sz w:val="22"/>
+        </w:rPr>
+        <w:t xml:space="preserve">  ｜  </w:t>
+      </w:r>
+      <w:r>
+        <w:rPr>
+          <w:rFonts w:ascii="Arial Unicode MS" w:hAnsi="Arial Unicode MS" w:eastAsia="Arial Unicode MS"/>
+          <w:b w:val="0"/>
+          <w:i w:val="0"/>
+          <w:color w:val="1A2340"/>
+          <w:sz w:val="22"/>
+        </w:rPr>
+        <w:t>兩個人各先查什麼／寫錯的後果</w:t>
+      </w:r>
+    </w:p>
+    <w:tbl>
+      <w:tblPr>
+        <w:tblW w:type="dxa" w:w="9865"/>
+        <w:jc w:val="left"/>
+        <w:tblLayout w:type="fixed"/>
+        <w:tblLook w:firstColumn="1" w:firstRow="1" w:lastColumn="0" w:lastRow="0" w:noHBand="0" w:noVBand="1" w:val="04A0"/>
+        <w:tblInd w:type="dxa" w:w="0"/>
+      </w:tblPr>
+      <w:tblGrid>
+        <w:gridCol w:w="9865"/>
+      </w:tblGrid>
+      <w:tr>
+        <w:trPr>
+          <w:trHeight w:val="510" w:hRule="atLeast"/>
+        </w:trPr>
+        <w:tc>
+          <w:tcPr>
+            <w:tcW w:type="dxa" w:w="9865"/>
+            <w:tcMar>
+              <w:top w:w="0" w:type="dxa"/>
+              <w:start w:w="0" w:type="dxa"/>
+              <w:bottom w:w="0" w:type="dxa"/>
+              <w:end w:w="0" w:type="dxa"/>
+            </w:tcMar>
+            <w:tcBorders>
+              <w:top w:val="nil"/>
+              <w:bottom w:val="single" w:sz="5" w:space="0" w:color="CBD5E1"/>
+              <w:start w:val="nil"/>
+              <w:end w:val="nil"/>
+            </w:tcBorders>
+          </w:tcPr>
+          <w:p>
+            <w:pPr>
+              <w:spacing w:before="0" w:after="0" w:line="240" w:lineRule="auto"/>
+            </w:pPr>
+            <w:r>
+              <w:t xml:space="preserve"> </w:t>
+            </w:r>
+          </w:p>
+        </w:tc>
+      </w:tr>
+      <w:tr>
+        <w:trPr>
+          <w:trHeight w:val="510" w:hRule="atLeast"/>
+        </w:trPr>
+        <w:tc>
+          <w:tcPr>
+            <w:tcW w:type="dxa" w:w="9865"/>
+            <w:tcMar>
+              <w:top w:w="0" w:type="dxa"/>
+              <w:start w:w="0" w:type="dxa"/>
+              <w:bottom w:w="0" w:type="dxa"/>
+              <w:end w:w="0" w:type="dxa"/>
+            </w:tcMar>
+            <w:tcBorders>
+              <w:top w:val="nil"/>
+              <w:bottom w:val="single" w:sz="5" w:space="0" w:color="CBD5E1"/>
+              <w:start w:val="nil"/>
+              <w:end w:val="nil"/>
+            </w:tcBorders>
+          </w:tcPr>
+          <w:p>
+            <w:pPr>
+              <w:spacing w:before="0" w:after="0" w:line="240" w:lineRule="auto"/>
+            </w:pPr>
+            <w:r>
+              <w:t xml:space="preserve"> </w:t>
+            </w:r>
+          </w:p>
+        </w:tc>
+      </w:tr>
+      <w:tr>
+        <w:trPr>
+          <w:trHeight w:val="510" w:hRule="atLeast"/>
+        </w:trPr>
+        <w:tc>
+          <w:tcPr>
+            <w:tcW w:type="dxa" w:w="9865"/>
+            <w:tcMar>
+              <w:top w:w="0" w:type="dxa"/>
+              <w:start w:w="0" w:type="dxa"/>
+              <w:bottom w:w="0" w:type="dxa"/>
+              <w:end w:w="0" w:type="dxa"/>
+            </w:tcMar>
+            <w:tcBorders>
+              <w:top w:val="nil"/>
+              <w:bottom w:val="single" w:sz="5" w:space="0" w:color="CBD5E1"/>
+              <w:start w:val="nil"/>
+              <w:end w:val="nil"/>
+            </w:tcBorders>
+          </w:tcPr>
+          <w:p>
+            <w:pPr>
+              <w:spacing w:before="0" w:after="20" w:line="240" w:lineRule="auto"/>
+            </w:pPr>
+            <w:r>
+              <w:t xml:space="preserve"> </w:t>
+            </w:r>
+          </w:p>
+        </w:tc>
+      </w:tr>
+    </w:tbl>
+    <w:p>
+      <w:pPr>
+        <w:keepNext w:val="0"/>
+        <w:keepLines w:val="0"/>
+        <w:spacing w:before="60" w:after="40" w:line="293" w:lineRule="auto"/>
+      </w:pPr>
+      <w:r>
+        <w:rPr>
+          <w:rFonts w:ascii="Arial Unicode MS" w:hAnsi="Arial Unicode MS" w:eastAsia="Arial Unicode MS"/>
+          <w:b/>
+          <w:i w:val="0"/>
+          <w:color w:val="1A2340"/>
+          <w:sz w:val="22"/>
+        </w:rPr>
+        <w:t>先寫完，再看：活動單寫：『活動十九點結束；末班接駁車十八點。紀念品限預約者領取。』</w:t>
+      </w:r>
+    </w:p>
+    <w:p>
+      <w:pPr>
+        <w:keepNext w:val="0"/>
+        <w:keepLines w:val="0"/>
+        <w:spacing w:before="0" w:after="40" w:line="293" w:lineRule="auto"/>
+      </w:pPr>
+      <w:r>
+        <w:rPr>
+          <w:rFonts w:ascii="Arial Unicode MS" w:hAnsi="Arial Unicode MS" w:eastAsia="Arial Unicode MS"/>
+          <w:b w:val="0"/>
+          <w:i w:val="0"/>
+          <w:color w:val="1A2340"/>
+          <w:sz w:val="22"/>
+        </w:rPr>
+        <w:t>直接寫一則給家人的提醒，把已查到的事與還不知道的事分開；不用真的傳送。</w:t>
+      </w:r>
+    </w:p>
+    <w:p>
+      <w:pPr>
+        <w:keepNext/>
+        <w:keepLines w:val="0"/>
+        <w:spacing w:before="20" w:after="20" w:line="293" w:lineRule="auto"/>
+      </w:pPr>
+      <w:r>
+        <w:rPr>
+          <w:rFonts w:ascii="Arial Unicode MS" w:hAnsi="Arial Unicode MS" w:eastAsia="Arial Unicode MS"/>
+          <w:b/>
+          <w:i w:val="0"/>
+          <w:color w:val="5B6573"/>
+          <w:sz w:val="22"/>
+        </w:rPr>
+        <w:t>再決定</w:t>
+      </w:r>
+      <w:r>
+        <w:rPr>
+          <w:rFonts w:ascii="Arial Unicode MS" w:hAnsi="Arial Unicode MS" w:eastAsia="Arial Unicode MS"/>
+          <w:b w:val="0"/>
+          <w:i w:val="0"/>
+          <w:color w:val="7B8491"/>
+          <w:sz w:val="22"/>
+        </w:rPr>
+        <w:t xml:space="preserve">  ｜  </w:t>
+      </w:r>
+      <w:r>
+        <w:rPr>
+          <w:rFonts w:ascii="Arial Unicode MS" w:hAnsi="Arial Unicode MS" w:eastAsia="Arial Unicode MS"/>
+          <w:b w:val="0"/>
+          <w:i w:val="0"/>
+          <w:color w:val="1A2340"/>
+          <w:sz w:val="22"/>
+        </w:rPr>
+        <w:t>我給家人的提醒</w:t>
+      </w:r>
+    </w:p>
+    <w:tbl>
+      <w:tblPr>
+        <w:tblW w:type="dxa" w:w="9865"/>
+        <w:jc w:val="left"/>
+        <w:tblLayout w:type="fixed"/>
+        <w:tblLook w:firstColumn="1" w:firstRow="1" w:lastColumn="0" w:lastRow="0" w:noHBand="0" w:noVBand="1" w:val="04A0"/>
+        <w:tblInd w:type="dxa" w:w="0"/>
+      </w:tblPr>
+      <w:tblGrid>
+        <w:gridCol w:w="9865"/>
+      </w:tblGrid>
+      <w:tr>
+        <w:trPr>
+          <w:trHeight w:val="510" w:hRule="atLeast"/>
+        </w:trPr>
+        <w:tc>
+          <w:tcPr>
+            <w:tcW w:type="dxa" w:w="9865"/>
+            <w:tcMar>
+              <w:top w:w="0" w:type="dxa"/>
+              <w:start w:w="0" w:type="dxa"/>
+              <w:bottom w:w="0" w:type="dxa"/>
+              <w:end w:w="0" w:type="dxa"/>
+            </w:tcMar>
+            <w:tcBorders>
+              <w:top w:val="nil"/>
+              <w:bottom w:val="single" w:sz="5" w:space="0" w:color="CBD5E1"/>
+              <w:start w:val="nil"/>
+              <w:end w:val="nil"/>
+            </w:tcBorders>
+          </w:tcPr>
+          <w:p>
+            <w:pPr>
+              <w:spacing w:before="0" w:after="0" w:line="240" w:lineRule="auto"/>
+            </w:pPr>
+            <w:r>
+              <w:t xml:space="preserve"> </w:t>
+            </w:r>
+          </w:p>
+        </w:tc>
+      </w:tr>
+      <w:tr>
+        <w:trPr>
+          <w:trHeight w:val="510" w:hRule="atLeast"/>
+        </w:trPr>
+        <w:tc>
+          <w:tcPr>
+            <w:tcW w:type="dxa" w:w="9865"/>
+            <w:tcMar>
+              <w:top w:w="0" w:type="dxa"/>
+              <w:start w:w="0" w:type="dxa"/>
+              <w:bottom w:w="0" w:type="dxa"/>
+              <w:end w:w="0" w:type="dxa"/>
+            </w:tcMar>
+            <w:tcBorders>
+              <w:top w:val="nil"/>
+              <w:bottom w:val="single" w:sz="5" w:space="0" w:color="CBD5E1"/>
+              <w:start w:val="nil"/>
+              <w:end w:val="nil"/>
+            </w:tcBorders>
+          </w:tcPr>
+          <w:p>
+            <w:pPr>
+              <w:spacing w:before="0" w:after="0" w:line="240" w:lineRule="auto"/>
+            </w:pPr>
+            <w:r>
+              <w:t xml:space="preserve"> </w:t>
+            </w:r>
+          </w:p>
+        </w:tc>
+      </w:tr>
+      <w:tr>
+        <w:trPr>
+          <w:trHeight w:val="510" w:hRule="atLeast"/>
+        </w:trPr>
+        <w:tc>
+          <w:tcPr>
+            <w:tcW w:type="dxa" w:w="9865"/>
+            <w:tcMar>
+              <w:top w:w="0" w:type="dxa"/>
+              <w:start w:w="0" w:type="dxa"/>
+              <w:bottom w:w="0" w:type="dxa"/>
+              <w:end w:w="0" w:type="dxa"/>
+            </w:tcMar>
+            <w:tcBorders>
+              <w:top w:val="nil"/>
+              <w:bottom w:val="single" w:sz="5" w:space="0" w:color="CBD5E1"/>
+              <w:start w:val="nil"/>
+              <w:end w:val="nil"/>
+            </w:tcBorders>
+          </w:tcPr>
+          <w:p>
+            <w:pPr>
+              <w:spacing w:before="0" w:after="20" w:line="240" w:lineRule="auto"/>
+            </w:pPr>
+            <w:r>
+              <w:t xml:space="preserve"> </w:t>
+            </w:r>
+          </w:p>
+        </w:tc>
+      </w:tr>
+    </w:tbl>
     <w:p>
       <w:pPr>
         <w:keepNext/>
@@ -2718,396 +3170,6 @@
       <w:tblGrid>
         <w:gridCol w:w="9865"/>
       </w:tblGrid>
-      <w:tr>
-        <w:trPr>
-          <w:trHeight w:val="437" w:hRule="atLeast"/>
-        </w:trPr>
-        <w:tc>
-          <w:tcPr>
-            <w:tcW w:type="dxa" w:w="9865"/>
-            <w:tcMar>
-              <w:top w:w="0" w:type="dxa"/>
-              <w:start w:w="0" w:type="dxa"/>
-              <w:bottom w:w="0" w:type="dxa"/>
-              <w:end w:w="0" w:type="dxa"/>
-            </w:tcMar>
-            <w:tcBorders>
-              <w:top w:val="nil"/>
-              <w:bottom w:val="single" w:sz="5" w:space="0" w:color="CBD5E1"/>
-              <w:start w:val="nil"/>
-              <w:end w:val="nil"/>
-            </w:tcBorders>
-          </w:tcPr>
-          <w:p>
-            <w:pPr>
-              <w:spacing w:before="0" w:after="0" w:line="240" w:lineRule="auto"/>
-            </w:pPr>
-            <w:r>
-              <w:t xml:space="preserve"> </w:t>
-            </w:r>
-          </w:p>
-        </w:tc>
-      </w:tr>
-      <w:tr>
-        <w:trPr>
-          <w:trHeight w:val="437" w:hRule="atLeast"/>
-        </w:trPr>
-        <w:tc>
-          <w:tcPr>
-            <w:tcW w:type="dxa" w:w="9865"/>
-            <w:tcMar>
-              <w:top w:w="0" w:type="dxa"/>
-              <w:start w:w="0" w:type="dxa"/>
-              <w:bottom w:w="0" w:type="dxa"/>
-              <w:end w:w="0" w:type="dxa"/>
-            </w:tcMar>
-            <w:tcBorders>
-              <w:top w:val="nil"/>
-              <w:bottom w:val="single" w:sz="5" w:space="0" w:color="CBD5E1"/>
-              <w:start w:val="nil"/>
-              <w:end w:val="nil"/>
-            </w:tcBorders>
-          </w:tcPr>
-          <w:p>
-            <w:pPr>
-              <w:spacing w:before="0" w:after="0" w:line="240" w:lineRule="auto"/>
-            </w:pPr>
-            <w:r>
-              <w:t xml:space="preserve"> </w:t>
-            </w:r>
-          </w:p>
-        </w:tc>
-      </w:tr>
-      <w:tr>
-        <w:trPr>
-          <w:trHeight w:val="437" w:hRule="atLeast"/>
-        </w:trPr>
-        <w:tc>
-          <w:tcPr>
-            <w:tcW w:type="dxa" w:w="9865"/>
-            <w:tcMar>
-              <w:top w:w="0" w:type="dxa"/>
-              <w:start w:w="0" w:type="dxa"/>
-              <w:bottom w:w="0" w:type="dxa"/>
-              <w:end w:w="0" w:type="dxa"/>
-            </w:tcMar>
-            <w:tcBorders>
-              <w:top w:val="nil"/>
-              <w:bottom w:val="single" w:sz="5" w:space="0" w:color="CBD5E1"/>
-              <w:start w:val="nil"/>
-              <w:end w:val="nil"/>
-            </w:tcBorders>
-          </w:tcPr>
-          <w:p>
-            <w:pPr>
-              <w:spacing w:before="0" w:after="0" w:line="240" w:lineRule="auto"/>
-            </w:pPr>
-            <w:r>
-              <w:t xml:space="preserve"> </w:t>
-            </w:r>
-          </w:p>
-        </w:tc>
-      </w:tr>
-      <w:tr>
-        <w:trPr>
-          <w:trHeight w:val="437" w:hRule="atLeast"/>
-        </w:trPr>
-        <w:tc>
-          <w:tcPr>
-            <w:tcW w:type="dxa" w:w="9865"/>
-            <w:tcMar>
-              <w:top w:w="0" w:type="dxa"/>
-              <w:start w:w="0" w:type="dxa"/>
-              <w:bottom w:w="0" w:type="dxa"/>
-              <w:end w:w="0" w:type="dxa"/>
-            </w:tcMar>
-            <w:tcBorders>
-              <w:top w:val="nil"/>
-              <w:bottom w:val="single" w:sz="5" w:space="0" w:color="CBD5E1"/>
-              <w:start w:val="nil"/>
-              <w:end w:val="nil"/>
-            </w:tcBorders>
-          </w:tcPr>
-          <w:p>
-            <w:pPr>
-              <w:spacing w:before="0" w:after="0" w:line="240" w:lineRule="auto"/>
-            </w:pPr>
-            <w:r>
-              <w:t xml:space="preserve"> </w:t>
-            </w:r>
-          </w:p>
-        </w:tc>
-      </w:tr>
-      <w:tr>
-        <w:trPr>
-          <w:trHeight w:val="437" w:hRule="atLeast"/>
-        </w:trPr>
-        <w:tc>
-          <w:tcPr>
-            <w:tcW w:type="dxa" w:w="9865"/>
-            <w:tcMar>
-              <w:top w:w="0" w:type="dxa"/>
-              <w:start w:w="0" w:type="dxa"/>
-              <w:bottom w:w="0" w:type="dxa"/>
-              <w:end w:w="0" w:type="dxa"/>
-            </w:tcMar>
-            <w:tcBorders>
-              <w:top w:val="nil"/>
-              <w:bottom w:val="single" w:sz="5" w:space="0" w:color="CBD5E1"/>
-              <w:start w:val="nil"/>
-              <w:end w:val="nil"/>
-            </w:tcBorders>
-          </w:tcPr>
-          <w:p>
-            <w:pPr>
-              <w:spacing w:before="0" w:after="0" w:line="240" w:lineRule="auto"/>
-            </w:pPr>
-            <w:r>
-              <w:t xml:space="preserve"> </w:t>
-            </w:r>
-          </w:p>
-        </w:tc>
-      </w:tr>
-      <w:tr>
-        <w:trPr>
-          <w:trHeight w:val="437" w:hRule="atLeast"/>
-        </w:trPr>
-        <w:tc>
-          <w:tcPr>
-            <w:tcW w:type="dxa" w:w="9865"/>
-            <w:tcMar>
-              <w:top w:w="0" w:type="dxa"/>
-              <w:start w:w="0" w:type="dxa"/>
-              <w:bottom w:w="0" w:type="dxa"/>
-              <w:end w:w="0" w:type="dxa"/>
-            </w:tcMar>
-            <w:tcBorders>
-              <w:top w:val="nil"/>
-              <w:bottom w:val="single" w:sz="5" w:space="0" w:color="CBD5E1"/>
-              <w:start w:val="nil"/>
-              <w:end w:val="nil"/>
-            </w:tcBorders>
-          </w:tcPr>
-          <w:p>
-            <w:pPr>
-              <w:spacing w:before="0" w:after="0" w:line="240" w:lineRule="auto"/>
-            </w:pPr>
-            <w:r>
-              <w:t xml:space="preserve"> </w:t>
-            </w:r>
-          </w:p>
-        </w:tc>
-      </w:tr>
-      <w:tr>
-        <w:trPr>
-          <w:trHeight w:val="437" w:hRule="atLeast"/>
-        </w:trPr>
-        <w:tc>
-          <w:tcPr>
-            <w:tcW w:type="dxa" w:w="9865"/>
-            <w:tcMar>
-              <w:top w:w="0" w:type="dxa"/>
-              <w:start w:w="0" w:type="dxa"/>
-              <w:bottom w:w="0" w:type="dxa"/>
-              <w:end w:w="0" w:type="dxa"/>
-            </w:tcMar>
-            <w:tcBorders>
-              <w:top w:val="nil"/>
-              <w:bottom w:val="single" w:sz="5" w:space="0" w:color="CBD5E1"/>
-              <w:start w:val="nil"/>
-              <w:end w:val="nil"/>
-            </w:tcBorders>
-          </w:tcPr>
-          <w:p>
-            <w:pPr>
-              <w:spacing w:before="0" w:after="0" w:line="240" w:lineRule="auto"/>
-            </w:pPr>
-            <w:r>
-              <w:t xml:space="preserve"> </w:t>
-            </w:r>
-          </w:p>
-        </w:tc>
-      </w:tr>
-      <w:tr>
-        <w:trPr>
-          <w:trHeight w:val="437" w:hRule="atLeast"/>
-        </w:trPr>
-        <w:tc>
-          <w:tcPr>
-            <w:tcW w:type="dxa" w:w="9865"/>
-            <w:tcMar>
-              <w:top w:w="0" w:type="dxa"/>
-              <w:start w:w="0" w:type="dxa"/>
-              <w:bottom w:w="0" w:type="dxa"/>
-              <w:end w:w="0" w:type="dxa"/>
-            </w:tcMar>
-            <w:tcBorders>
-              <w:top w:val="nil"/>
-              <w:bottom w:val="single" w:sz="5" w:space="0" w:color="CBD5E1"/>
-              <w:start w:val="nil"/>
-              <w:end w:val="nil"/>
-            </w:tcBorders>
-          </w:tcPr>
-          <w:p>
-            <w:pPr>
-              <w:spacing w:before="0" w:after="0" w:line="240" w:lineRule="auto"/>
-            </w:pPr>
-            <w:r>
-              <w:t xml:space="preserve"> </w:t>
-            </w:r>
-          </w:p>
-        </w:tc>
-      </w:tr>
-      <w:tr>
-        <w:trPr>
-          <w:trHeight w:val="437" w:hRule="atLeast"/>
-        </w:trPr>
-        <w:tc>
-          <w:tcPr>
-            <w:tcW w:type="dxa" w:w="9865"/>
-            <w:tcMar>
-              <w:top w:w="0" w:type="dxa"/>
-              <w:start w:w="0" w:type="dxa"/>
-              <w:bottom w:w="0" w:type="dxa"/>
-              <w:end w:w="0" w:type="dxa"/>
-            </w:tcMar>
-            <w:tcBorders>
-              <w:top w:val="nil"/>
-              <w:bottom w:val="single" w:sz="5" w:space="0" w:color="CBD5E1"/>
-              <w:start w:val="nil"/>
-              <w:end w:val="nil"/>
-            </w:tcBorders>
-          </w:tcPr>
-          <w:p>
-            <w:pPr>
-              <w:spacing w:before="0" w:after="0" w:line="240" w:lineRule="auto"/>
-            </w:pPr>
-            <w:r>
-              <w:t xml:space="preserve"> </w:t>
-            </w:r>
-          </w:p>
-        </w:tc>
-      </w:tr>
-      <w:tr>
-        <w:trPr>
-          <w:trHeight w:val="437" w:hRule="atLeast"/>
-        </w:trPr>
-        <w:tc>
-          <w:tcPr>
-            <w:tcW w:type="dxa" w:w="9865"/>
-            <w:tcMar>
-              <w:top w:w="0" w:type="dxa"/>
-              <w:start w:w="0" w:type="dxa"/>
-              <w:bottom w:w="0" w:type="dxa"/>
-              <w:end w:w="0" w:type="dxa"/>
-            </w:tcMar>
-            <w:tcBorders>
-              <w:top w:val="nil"/>
-              <w:bottom w:val="single" w:sz="5" w:space="0" w:color="CBD5E1"/>
-              <w:start w:val="nil"/>
-              <w:end w:val="nil"/>
-            </w:tcBorders>
-          </w:tcPr>
-          <w:p>
-            <w:pPr>
-              <w:spacing w:before="0" w:after="0" w:line="240" w:lineRule="auto"/>
-            </w:pPr>
-            <w:r>
-              <w:t xml:space="preserve"> </w:t>
-            </w:r>
-          </w:p>
-        </w:tc>
-      </w:tr>
-      <w:tr>
-        <w:trPr>
-          <w:trHeight w:val="437" w:hRule="atLeast"/>
-        </w:trPr>
-        <w:tc>
-          <w:tcPr>
-            <w:tcW w:type="dxa" w:w="9865"/>
-            <w:tcMar>
-              <w:top w:w="0" w:type="dxa"/>
-              <w:start w:w="0" w:type="dxa"/>
-              <w:bottom w:w="0" w:type="dxa"/>
-              <w:end w:w="0" w:type="dxa"/>
-            </w:tcMar>
-            <w:tcBorders>
-              <w:top w:val="nil"/>
-              <w:bottom w:val="single" w:sz="5" w:space="0" w:color="CBD5E1"/>
-              <w:start w:val="nil"/>
-              <w:end w:val="nil"/>
-            </w:tcBorders>
-          </w:tcPr>
-          <w:p>
-            <w:pPr>
-              <w:spacing w:before="0" w:after="0" w:line="240" w:lineRule="auto"/>
-            </w:pPr>
-            <w:r>
-              <w:t xml:space="preserve"> </w:t>
-            </w:r>
-          </w:p>
-        </w:tc>
-      </w:tr>
-      <w:tr>
-        <w:trPr>
-          <w:trHeight w:val="437" w:hRule="atLeast"/>
-        </w:trPr>
-        <w:tc>
-          <w:tcPr>
-            <w:tcW w:type="dxa" w:w="9865"/>
-            <w:tcMar>
-              <w:top w:w="0" w:type="dxa"/>
-              <w:start w:w="0" w:type="dxa"/>
-              <w:bottom w:w="0" w:type="dxa"/>
-              <w:end w:w="0" w:type="dxa"/>
-            </w:tcMar>
-            <w:tcBorders>
-              <w:top w:val="nil"/>
-              <w:bottom w:val="single" w:sz="5" w:space="0" w:color="CBD5E1"/>
-              <w:start w:val="nil"/>
-              <w:end w:val="nil"/>
-            </w:tcBorders>
-          </w:tcPr>
-          <w:p>
-            <w:pPr>
-              <w:spacing w:before="0" w:after="0" w:line="240" w:lineRule="auto"/>
-            </w:pPr>
-            <w:r>
-              <w:t xml:space="preserve"> </w:t>
-            </w:r>
-          </w:p>
-        </w:tc>
-      </w:tr>
-      <w:tr>
-        <w:trPr>
-          <w:trHeight w:val="437" w:hRule="atLeast"/>
-        </w:trPr>
-        <w:tc>
-          <w:tcPr>
-            <w:tcW w:type="dxa" w:w="9865"/>
-            <w:tcMar>
-              <w:top w:w="0" w:type="dxa"/>
-              <w:start w:w="0" w:type="dxa"/>
-              <w:bottom w:w="0" w:type="dxa"/>
-              <w:end w:w="0" w:type="dxa"/>
-            </w:tcMar>
-            <w:tcBorders>
-              <w:top w:val="nil"/>
-              <w:bottom w:val="single" w:sz="5" w:space="0" w:color="CBD5E1"/>
-              <w:start w:val="nil"/>
-              <w:end w:val="nil"/>
-            </w:tcBorders>
-          </w:tcPr>
-          <w:p>
-            <w:pPr>
-              <w:spacing w:before="0" w:after="0" w:line="240" w:lineRule="auto"/>
-            </w:pPr>
-            <w:r>
-              <w:t xml:space="preserve"> </w:t>
-            </w:r>
-          </w:p>
-        </w:tc>
-      </w:tr>
       <w:tr>
         <w:trPr>
           <w:trHeight w:val="437" w:hRule="atLeast"/>

--- a/worksheets/W10.docx
+++ b/worksheets/W10.docx
@@ -175,7 +175,7 @@
           <w:color w:val="1A2340"/>
           <w:sz w:val="30"/>
         </w:rPr>
-        <w:t>接回 W9</w:t>
+        <w:t>示範快判｜不計分</w:t>
       </w:r>
     </w:p>
     <w:p>
@@ -212,7 +212,7 @@
           <w:color w:val="1A2340"/>
           <w:sz w:val="22"/>
         </w:rPr>
-        <w:t>我上週還沒查過的一句話（涉及私事可空白）：</w:t>
+        <w:t>依投影原始紀錄：①取物更快，判＿＿；②這份紀錄已證明更快，判＿＿。兩句不同在＿＿。</w:t>
       </w:r>
     </w:p>
     <w:tbl>

--- a/worksheets/W10.docx
+++ b/worksheets/W10.docx
@@ -328,7 +328,7 @@
           <w:color w:val="1A2340"/>
           <w:sz w:val="22"/>
         </w:rPr>
-        <w:t>從教師段落逐字抄出指定主張 1／2／3；每句只留一個可查意思：</w:t>
+        <w:t>回教師材料圈主張 1／2／3，這裡記句號與關鍵詞；不重抄整句：</w:t>
       </w:r>
     </w:p>
     <w:tbl>
@@ -950,7 +950,7 @@
           <w:color w:val="5B6573"/>
           <w:sz w:val="22"/>
         </w:rPr>
-        <w:t>每人都走同一條查核路線。有設備看老師提供的 AI 建議，無設備用同內容紙本；建議只給查找方向，不是來源，也不能替你做最後判斷。最初資料是最初那份研究、報告、問卷或紀錄，不是 AI 摘要或別人的轉述。</w:t>
+        <w:t>北城高中是教學虛構案例，三句均以已附 A／B 資料卡查核；搜尋詞記查找方向，不假稱網路找到校務紀錄。有設備看老師提供的 AI 建議，無設備用同內容紙本；建議只給查找方向，不是來源，也不能替你做最後判斷。最初資料是最初那份研究、報告、問卷或紀錄，不是 AI 摘要或別人的轉述。</w:t>
       </w:r>
     </w:p>
     <w:p>
@@ -3201,6 +3201,998 @@
         </w:tc>
       </w:tr>
     </w:tbl>
+    <w:p>
+      <w:pPr>
+        <w:keepNext/>
+        <w:keepLines w:val="0"/>
+        <w:pageBreakBefore/>
+        <w:spacing w:before="0" w:after="60" w:line="293" w:lineRule="auto"/>
+      </w:pPr>
+      <w:r>
+        <w:rPr>
+          <w:rFonts w:ascii="JetBrains Mono" w:hAnsi="JetBrains Mono" w:eastAsia="Arial Unicode MS"/>
+          <w:b/>
+          <w:i w:val="0"/>
+          <w:color w:val="1D4ED8"/>
+          <w:sz w:val="22"/>
+        </w:rPr>
+        <w:t>W10 / 05</w:t>
+      </w:r>
+    </w:p>
+    <w:p>
+      <w:pPr>
+        <w:keepNext/>
+        <w:keepLines w:val="0"/>
+        <w:spacing w:before="0" w:after="80" w:line="252" w:lineRule="auto"/>
+      </w:pPr>
+      <w:r>
+        <w:rPr>
+          <w:rFonts w:ascii="Arial Unicode MS" w:hAnsi="Arial Unicode MS" w:eastAsia="Arial Unicode MS"/>
+          <w:b/>
+          <w:i w:val="0"/>
+          <w:color w:val="1A2340"/>
+          <w:sz w:val="44"/>
+        </w:rPr>
+        <w:t>公式能支持哪個單位？</w:t>
+      </w:r>
+    </w:p>
+    <w:p>
+      <w:pPr>
+        <w:keepNext w:val="0"/>
+        <w:keepLines w:val="0"/>
+        <w:spacing w:before="0" w:after="140" w:line="293" w:lineRule="auto"/>
+      </w:pPr>
+      <w:r>
+        <w:rPr>
+          <w:rFonts w:ascii="Arial Unicode MS" w:hAnsi="Arial Unicode MS" w:eastAsia="Arial Unicode MS"/>
+          <w:b w:val="0"/>
+          <w:i w:val="0"/>
+          <w:color w:val="5B6573"/>
+          <w:sz w:val="22"/>
+        </w:rPr>
+        <w:t>有餘裕或課餘選做；可留白、不計分、不追交。題目在同一份歷程本，詳解在本週最後。</w:t>
+      </w:r>
+    </w:p>
+    <w:p>
+      <w:pPr>
+        <w:keepNext w:val="0"/>
+        <w:keepLines w:val="0"/>
+        <w:spacing w:before="0" w:after="120" w:line="293" w:lineRule="auto"/>
+      </w:pPr>
+      <w:r>
+        <w:rPr>
+          <w:rFonts w:ascii="Arial Unicode MS" w:hAnsi="Arial Unicode MS" w:eastAsia="Arial Unicode MS"/>
+          <w:b w:val="0"/>
+          <w:i w:val="0"/>
+          <w:color w:val="1A2340"/>
+          <w:sz w:val="21"/>
+        </w:rPr>
+        <w:t>115 學測自然第 15 題｜印刷第 5 頁；依公開題材節錄／重排，任務為本課改編。</w:t>
+      </w:r>
+    </w:p>
+    <w:p>
+      <w:pPr>
+        <w:keepNext w:val="0"/>
+        <w:keepLines w:val="0"/>
+        <w:spacing w:before="0" w:after="120" w:line="293" w:lineRule="auto"/>
+      </w:pPr>
+      <w:r>
+        <w:rPr>
+          <w:rFonts w:ascii="Arial Unicode MS" w:hAnsi="Arial Unicode MS" w:eastAsia="Arial Unicode MS"/>
+          <w:b w:val="0"/>
+          <w:i w:val="0"/>
+          <w:color w:val="1A2340"/>
+          <w:sz w:val="22"/>
+        </w:rPr>
+        <w:t>原題定義：電場為單位正電荷在空間某位置所受的靜電力。力的單位是牛頓 N，電荷量的單位是庫侖 C。</w:t>
+      </w:r>
+    </w:p>
+    <w:p>
+      <w:pPr>
+        <w:keepNext/>
+        <w:keepLines w:val="0"/>
+        <w:spacing w:before="160" w:after="60" w:line="293" w:lineRule="auto"/>
+      </w:pPr>
+      <w:r>
+        <w:rPr>
+          <w:rFonts w:ascii="Arial Unicode MS" w:hAnsi="Arial Unicode MS" w:eastAsia="Arial Unicode MS"/>
+          <w:b/>
+          <w:i w:val="0"/>
+          <w:color w:val="1A2340"/>
+          <w:sz w:val="30"/>
+        </w:rPr>
+        <w:t>任務｜不重抄題文</w:t>
+      </w:r>
+    </w:p>
+    <w:p>
+      <w:pPr>
+        <w:keepNext w:val="0"/>
+        <w:keepLines w:val="0"/>
+        <w:spacing w:before="0" w:after="100" w:line="293" w:lineRule="auto"/>
+      </w:pPr>
+      <w:r>
+        <w:rPr>
+          <w:rFonts w:ascii="Arial Unicode MS" w:hAnsi="Arial Unicode MS" w:eastAsia="Arial Unicode MS"/>
+          <w:b w:val="0"/>
+          <w:i w:val="0"/>
+          <w:color w:val="1A2340"/>
+          <w:sz w:val="22"/>
+        </w:rPr>
+        <w:t>筆記寫「電場單位是 C/N」。只用題目定義查核這句；保留第一眼判斷、用到的定義與最後判斷。你查的是內容，不是筆記看起來專不專業。</w:t>
+      </w:r>
+    </w:p>
+    <w:p>
+      <w:pPr>
+        <w:keepNext w:val="0"/>
+        <w:keepLines w:val="0"/>
+        <w:spacing w:before="0" w:after="100" w:line="293" w:lineRule="auto"/>
+      </w:pPr>
+      <w:r>
+        <w:rPr>
+          <w:rFonts w:ascii="Arial Unicode MS" w:hAnsi="Arial Unicode MS" w:eastAsia="Arial Unicode MS"/>
+          <w:b w:val="0"/>
+          <w:i w:val="0"/>
+          <w:color w:val="1A2340"/>
+          <w:sz w:val="21"/>
+        </w:rPr>
+        <w:t>先備回查｜「每一單位電荷受到多少力」寫成 E＝F/q。「每」表示以後面的量作分母。</w:t>
+      </w:r>
+    </w:p>
+    <w:p>
+      <w:pPr>
+        <w:keepNext/>
+        <w:keepLines w:val="0"/>
+        <w:spacing w:before="120" w:after="60" w:line="293" w:lineRule="auto"/>
+      </w:pPr>
+      <w:r>
+        <w:rPr>
+          <w:rFonts w:ascii="Arial Unicode MS" w:hAnsi="Arial Unicode MS" w:eastAsia="Arial Unicode MS"/>
+          <w:b/>
+          <w:i w:val="0"/>
+          <w:color w:val="1A2340"/>
+          <w:sz w:val="30"/>
+        </w:rPr>
+        <w:t>需要時才看提示</w:t>
+      </w:r>
+    </w:p>
+    <w:p>
+      <w:pPr>
+        <w:keepNext w:val="0"/>
+        <w:keepLines w:val="0"/>
+        <w:spacing w:before="0" w:after="80" w:line="293" w:lineRule="auto"/>
+      </w:pPr>
+      <w:r>
+        <w:rPr>
+          <w:rFonts w:ascii="Arial Unicode MS" w:hAnsi="Arial Unicode MS" w:eastAsia="Arial Unicode MS"/>
+          <w:b w:val="0"/>
+          <w:i w:val="0"/>
+          <w:color w:val="1A2340"/>
+          <w:sz w:val="22"/>
+        </w:rPr>
+        <w:t>1｜讀「每」：總力除以電荷量，還是電荷量除以總力？</w:t>
+      </w:r>
+    </w:p>
+    <w:p>
+      <w:pPr>
+        <w:keepNext w:val="0"/>
+        <w:keepLines w:val="0"/>
+        <w:spacing w:before="0" w:after="80" w:line="293" w:lineRule="auto"/>
+      </w:pPr>
+      <w:r>
+        <w:rPr>
+          <w:rFonts w:ascii="Arial Unicode MS" w:hAnsi="Arial Unicode MS" w:eastAsia="Arial Unicode MS"/>
+          <w:b w:val="0"/>
+          <w:i w:val="0"/>
+          <w:color w:val="1A2340"/>
+          <w:sz w:val="22"/>
+        </w:rPr>
+        <w:t>2｜代入單位：先寫 F 的單位，再寫 q 的單位。</w:t>
+      </w:r>
+    </w:p>
+    <w:p>
+      <w:pPr>
+        <w:keepNext w:val="0"/>
+        <w:keepLines w:val="0"/>
+        <w:spacing w:before="0" w:after="80" w:line="293" w:lineRule="auto"/>
+      </w:pPr>
+      <w:r>
+        <w:rPr>
+          <w:rFonts w:ascii="Arial Unicode MS" w:hAnsi="Arial Unicode MS" w:eastAsia="Arial Unicode MS"/>
+          <w:b w:val="0"/>
+          <w:i w:val="0"/>
+          <w:color w:val="1A2340"/>
+          <w:sz w:val="22"/>
+        </w:rPr>
+        <w:t>3｜用一個例子回查：若 2 C 受到 6 N，每 1 C 受到多少力？單位也要寫。</w:t>
+      </w:r>
+    </w:p>
+    <w:p>
+      <w:pPr>
+        <w:keepNext w:val="0"/>
+        <w:keepLines w:val="0"/>
+        <w:spacing w:before="120" w:after="80" w:line="293" w:lineRule="auto"/>
+      </w:pPr>
+      <w:r>
+        <w:rPr>
+          <w:rFonts w:ascii="Arial Unicode MS" w:hAnsi="Arial Unicode MS" w:eastAsia="Arial Unicode MS"/>
+          <w:b w:val="0"/>
+          <w:i w:val="0"/>
+          <w:color w:val="1A2340"/>
+          <w:sz w:val="22"/>
+        </w:rPr>
+        <w:t>W10：圈準小句 → 打開原始依據 → 寫支持或衝突的理由。</w:t>
+      </w:r>
+    </w:p>
+    <w:p>
+      <w:pPr>
+        <w:keepNext w:val="0"/>
+        <w:keepLines w:val="0"/>
+        <w:spacing w:before="0" w:after="60" w:line="293" w:lineRule="auto"/>
+      </w:pPr>
+      <w:r>
+        <w:rPr>
+          <w:rFonts w:ascii="Arial Unicode MS" w:hAnsi="Arial Unicode MS" w:eastAsia="Arial Unicode MS"/>
+          <w:b w:val="0"/>
+          <w:i w:val="0"/>
+          <w:color w:val="1A2340"/>
+          <w:sz w:val="18"/>
+        </w:rPr>
+        <w:t>完整原卷：https://www.ceec.edu.tw/files/file_pool/1/0q054346117821958325/06-115%E5%AD%B8%E6%B8%AC%E8%87%AA%E7%84%B6%E8%A9%A6%E5%8D%B7.pdf#page=6</w:t>
+      </w:r>
+    </w:p>
+    <w:p>
+      <w:pPr>
+        <w:keepNext w:val="0"/>
+        <w:keepLines w:val="0"/>
+        <w:spacing w:before="0" w:after="60" w:line="293" w:lineRule="auto"/>
+      </w:pPr>
+      <w:r>
+        <w:rPr>
+          <w:rFonts w:ascii="Arial Unicode MS" w:hAnsi="Arial Unicode MS" w:eastAsia="Arial Unicode MS"/>
+          <w:b w:val="0"/>
+          <w:i w:val="0"/>
+          <w:color w:val="1A2340"/>
+          <w:sz w:val="21"/>
+        </w:rPr>
+        <w:t>詳解在本週投影最後。整本收回後，從同一份線上歷程本取題；不另印一張卡。</w:t>
+      </w:r>
+    </w:p>
+    <w:p>
+      <w:pPr>
+        <w:keepNext/>
+        <w:keepLines w:val="0"/>
+        <w:pageBreakBefore/>
+        <w:spacing w:before="0" w:after="60" w:line="293" w:lineRule="auto"/>
+      </w:pPr>
+      <w:r>
+        <w:rPr>
+          <w:rFonts w:ascii="JetBrains Mono" w:hAnsi="JetBrains Mono" w:eastAsia="Arial Unicode MS"/>
+          <w:b/>
+          <w:i w:val="0"/>
+          <w:color w:val="1D4ED8"/>
+          <w:sz w:val="22"/>
+        </w:rPr>
+        <w:t>W10 / 06</w:t>
+      </w:r>
+    </w:p>
+    <w:p>
+      <w:pPr>
+        <w:keepNext/>
+        <w:keepLines w:val="0"/>
+        <w:spacing w:before="0" w:after="80" w:line="252" w:lineRule="auto"/>
+      </w:pPr>
+      <w:r>
+        <w:rPr>
+          <w:rFonts w:ascii="Arial Unicode MS" w:hAnsi="Arial Unicode MS" w:eastAsia="Arial Unicode MS"/>
+          <w:b/>
+          <w:i w:val="0"/>
+          <w:color w:val="1A2340"/>
+          <w:sz w:val="44"/>
+        </w:rPr>
+        <w:t>保留自己的解題來路</w:t>
+      </w:r>
+    </w:p>
+    <w:p>
+      <w:pPr>
+        <w:keepNext w:val="0"/>
+        <w:keepLines w:val="0"/>
+        <w:spacing w:before="0" w:after="140" w:line="293" w:lineRule="auto"/>
+      </w:pPr>
+      <w:r>
+        <w:rPr>
+          <w:rFonts w:ascii="Arial Unicode MS" w:hAnsi="Arial Unicode MS" w:eastAsia="Arial Unicode MS"/>
+          <w:b w:val="0"/>
+          <w:i w:val="0"/>
+          <w:color w:val="5B6573"/>
+          <w:sz w:val="22"/>
+        </w:rPr>
+        <w:t>可留白；這兩頁隨整本保管，不計分、不追交、不另上傳。</w:t>
+      </w:r>
+    </w:p>
+    <w:p>
+      <w:pPr>
+        <w:keepNext/>
+        <w:keepLines w:val="0"/>
+        <w:spacing w:before="100" w:after="40" w:line="293" w:lineRule="auto"/>
+      </w:pPr>
+      <w:r>
+        <w:rPr>
+          <w:rFonts w:ascii="JetBrains Mono" w:hAnsi="JetBrains Mono" w:eastAsia="Arial Unicode MS"/>
+          <w:b/>
+          <w:i w:val="0"/>
+          <w:color w:val="1D4ED8"/>
+          <w:sz w:val="30"/>
+        </w:rPr>
+        <w:t>01</w:t>
+      </w:r>
+      <w:r>
+        <w:rPr>
+          <w:rFonts w:ascii="Arial Unicode MS" w:hAnsi="Arial Unicode MS" w:eastAsia="Arial Unicode MS"/>
+          <w:b w:val="0"/>
+          <w:i w:val="0"/>
+          <w:color w:val="1D4ED8"/>
+          <w:sz w:val="30"/>
+        </w:rPr>
+        <w:t xml:space="preserve">  </w:t>
+      </w:r>
+      <w:r>
+        <w:rPr>
+          <w:rFonts w:ascii="Arial Unicode MS" w:hAnsi="Arial Unicode MS" w:eastAsia="Arial Unicode MS"/>
+          <w:b/>
+          <w:i w:val="0"/>
+          <w:color w:val="1A2340"/>
+          <w:sz w:val="30"/>
+        </w:rPr>
+        <w:t>初答與依據</w:t>
+      </w:r>
+    </w:p>
+    <w:p>
+      <w:pPr>
+        <w:keepNext w:val="0"/>
+        <w:keepLines w:val="0"/>
+        <w:spacing w:before="0" w:after="40" w:line="293" w:lineRule="auto"/>
+      </w:pPr>
+      <w:r>
+        <w:rPr>
+          <w:rFonts w:ascii="Arial Unicode MS" w:hAnsi="Arial Unicode MS" w:eastAsia="Arial Unicode MS"/>
+          <w:b w:val="0"/>
+          <w:i w:val="0"/>
+          <w:color w:val="1A2340"/>
+          <w:sz w:val="22"/>
+        </w:rPr>
+        <w:t>先自己解；可畫圖、圈原材料、寫算式或記卡點。</w:t>
+      </w:r>
+    </w:p>
+    <w:tbl>
+      <w:tblPr>
+        <w:tblW w:type="dxa" w:w="9865"/>
+        <w:jc w:val="left"/>
+        <w:tblLayout w:type="fixed"/>
+        <w:tblLook w:firstColumn="1" w:firstRow="1" w:lastColumn="0" w:lastRow="0" w:noHBand="0" w:noVBand="1" w:val="04A0"/>
+        <w:tblInd w:type="dxa" w:w="0"/>
+      </w:tblPr>
+      <w:tblGrid>
+        <w:gridCol w:w="9865"/>
+      </w:tblGrid>
+      <w:tr>
+        <w:trPr>
+          <w:trHeight w:val="454" w:hRule="atLeast"/>
+        </w:trPr>
+        <w:tc>
+          <w:tcPr>
+            <w:tcW w:type="dxa" w:w="9865"/>
+            <w:tcMar>
+              <w:top w:w="0" w:type="dxa"/>
+              <w:start w:w="0" w:type="dxa"/>
+              <w:bottom w:w="0" w:type="dxa"/>
+              <w:end w:w="0" w:type="dxa"/>
+            </w:tcMar>
+            <w:tcBorders>
+              <w:top w:val="nil"/>
+              <w:bottom w:val="single" w:sz="5" w:space="0" w:color="CBD5E1"/>
+              <w:start w:val="nil"/>
+              <w:end w:val="nil"/>
+            </w:tcBorders>
+          </w:tcPr>
+          <w:p>
+            <w:pPr>
+              <w:spacing w:before="0" w:after="0" w:line="240" w:lineRule="auto"/>
+            </w:pPr>
+            <w:r>
+              <w:t xml:space="preserve"> </w:t>
+            </w:r>
+          </w:p>
+        </w:tc>
+      </w:tr>
+      <w:tr>
+        <w:trPr>
+          <w:trHeight w:val="454" w:hRule="atLeast"/>
+        </w:trPr>
+        <w:tc>
+          <w:tcPr>
+            <w:tcW w:type="dxa" w:w="9865"/>
+            <w:tcMar>
+              <w:top w:w="0" w:type="dxa"/>
+              <w:start w:w="0" w:type="dxa"/>
+              <w:bottom w:w="0" w:type="dxa"/>
+              <w:end w:w="0" w:type="dxa"/>
+            </w:tcMar>
+            <w:tcBorders>
+              <w:top w:val="nil"/>
+              <w:bottom w:val="single" w:sz="5" w:space="0" w:color="CBD5E1"/>
+              <w:start w:val="nil"/>
+              <w:end w:val="nil"/>
+            </w:tcBorders>
+          </w:tcPr>
+          <w:p>
+            <w:pPr>
+              <w:spacing w:before="0" w:after="0" w:line="240" w:lineRule="auto"/>
+            </w:pPr>
+            <w:r>
+              <w:t xml:space="preserve"> </w:t>
+            </w:r>
+          </w:p>
+        </w:tc>
+      </w:tr>
+      <w:tr>
+        <w:trPr>
+          <w:trHeight w:val="454" w:hRule="atLeast"/>
+        </w:trPr>
+        <w:tc>
+          <w:tcPr>
+            <w:tcW w:type="dxa" w:w="9865"/>
+            <w:tcMar>
+              <w:top w:w="0" w:type="dxa"/>
+              <w:start w:w="0" w:type="dxa"/>
+              <w:bottom w:w="0" w:type="dxa"/>
+              <w:end w:w="0" w:type="dxa"/>
+            </w:tcMar>
+            <w:tcBorders>
+              <w:top w:val="nil"/>
+              <w:bottom w:val="single" w:sz="5" w:space="0" w:color="CBD5E1"/>
+              <w:start w:val="nil"/>
+              <w:end w:val="nil"/>
+            </w:tcBorders>
+          </w:tcPr>
+          <w:p>
+            <w:pPr>
+              <w:spacing w:before="0" w:after="0" w:line="240" w:lineRule="auto"/>
+            </w:pPr>
+            <w:r>
+              <w:t xml:space="preserve"> </w:t>
+            </w:r>
+          </w:p>
+        </w:tc>
+      </w:tr>
+      <w:tr>
+        <w:trPr>
+          <w:trHeight w:val="454" w:hRule="atLeast"/>
+        </w:trPr>
+        <w:tc>
+          <w:tcPr>
+            <w:tcW w:type="dxa" w:w="9865"/>
+            <w:tcMar>
+              <w:top w:w="0" w:type="dxa"/>
+              <w:start w:w="0" w:type="dxa"/>
+              <w:bottom w:w="0" w:type="dxa"/>
+              <w:end w:w="0" w:type="dxa"/>
+            </w:tcMar>
+            <w:tcBorders>
+              <w:top w:val="nil"/>
+              <w:bottom w:val="single" w:sz="5" w:space="0" w:color="CBD5E1"/>
+              <w:start w:val="nil"/>
+              <w:end w:val="nil"/>
+            </w:tcBorders>
+          </w:tcPr>
+          <w:p>
+            <w:pPr>
+              <w:spacing w:before="0" w:after="0" w:line="240" w:lineRule="auto"/>
+            </w:pPr>
+            <w:r>
+              <w:t xml:space="preserve"> </w:t>
+            </w:r>
+          </w:p>
+        </w:tc>
+      </w:tr>
+      <w:tr>
+        <w:trPr>
+          <w:trHeight w:val="454" w:hRule="atLeast"/>
+        </w:trPr>
+        <w:tc>
+          <w:tcPr>
+            <w:tcW w:type="dxa" w:w="9865"/>
+            <w:tcMar>
+              <w:top w:w="0" w:type="dxa"/>
+              <w:start w:w="0" w:type="dxa"/>
+              <w:bottom w:w="0" w:type="dxa"/>
+              <w:end w:w="0" w:type="dxa"/>
+            </w:tcMar>
+            <w:tcBorders>
+              <w:top w:val="nil"/>
+              <w:bottom w:val="single" w:sz="5" w:space="0" w:color="CBD5E1"/>
+              <w:start w:val="nil"/>
+              <w:end w:val="nil"/>
+            </w:tcBorders>
+          </w:tcPr>
+          <w:p>
+            <w:pPr>
+              <w:spacing w:before="0" w:after="0" w:line="240" w:lineRule="auto"/>
+            </w:pPr>
+            <w:r>
+              <w:t xml:space="preserve"> </w:t>
+            </w:r>
+          </w:p>
+        </w:tc>
+      </w:tr>
+    </w:tbl>
+    <w:p>
+      <w:pPr>
+        <w:keepNext/>
+        <w:keepLines w:val="0"/>
+        <w:spacing w:before="100" w:after="40" w:line="293" w:lineRule="auto"/>
+      </w:pPr>
+      <w:r>
+        <w:rPr>
+          <w:rFonts w:ascii="JetBrains Mono" w:hAnsi="JetBrains Mono" w:eastAsia="Arial Unicode MS"/>
+          <w:b/>
+          <w:i w:val="0"/>
+          <w:color w:val="1D4ED8"/>
+          <w:sz w:val="30"/>
+        </w:rPr>
+        <w:t>02</w:t>
+      </w:r>
+      <w:r>
+        <w:rPr>
+          <w:rFonts w:ascii="Arial Unicode MS" w:hAnsi="Arial Unicode MS" w:eastAsia="Arial Unicode MS"/>
+          <w:b w:val="0"/>
+          <w:i w:val="0"/>
+          <w:color w:val="1D4ED8"/>
+          <w:sz w:val="30"/>
+        </w:rPr>
+        <w:t xml:space="preserve">  </w:t>
+      </w:r>
+      <w:r>
+        <w:rPr>
+          <w:rFonts w:ascii="Arial Unicode MS" w:hAnsi="Arial Unicode MS" w:eastAsia="Arial Unicode MS"/>
+          <w:b/>
+          <w:i w:val="0"/>
+          <w:color w:val="1A2340"/>
+          <w:sz w:val="30"/>
+        </w:rPr>
+        <w:t>提示／回查／真實讀者回應</w:t>
+      </w:r>
+    </w:p>
+    <w:p>
+      <w:pPr>
+        <w:keepNext w:val="0"/>
+        <w:keepLines w:val="0"/>
+        <w:spacing w:before="0" w:after="40" w:line="293" w:lineRule="auto"/>
+      </w:pPr>
+      <w:r>
+        <w:rPr>
+          <w:rFonts w:ascii="Arial Unicode MS" w:hAnsi="Arial Unicode MS" w:eastAsia="Arial Unicode MS"/>
+          <w:b w:val="0"/>
+          <w:i w:val="0"/>
+          <w:color w:val="1A2340"/>
+          <w:sz w:val="22"/>
+        </w:rPr>
+        <w:t>提示 □未用 □1 □2 □3；自己做：記一處回查發現。有搭檔才記對方實際說的話。</w:t>
+      </w:r>
+    </w:p>
+    <w:tbl>
+      <w:tblPr>
+        <w:tblW w:type="dxa" w:w="9865"/>
+        <w:jc w:val="left"/>
+        <w:tblLayout w:type="fixed"/>
+        <w:tblLook w:firstColumn="1" w:firstRow="1" w:lastColumn="0" w:lastRow="0" w:noHBand="0" w:noVBand="1" w:val="04A0"/>
+        <w:tblInd w:type="dxa" w:w="0"/>
+      </w:tblPr>
+      <w:tblGrid>
+        <w:gridCol w:w="9865"/>
+      </w:tblGrid>
+      <w:tr>
+        <w:trPr>
+          <w:trHeight w:val="454" w:hRule="atLeast"/>
+        </w:trPr>
+        <w:tc>
+          <w:tcPr>
+            <w:tcW w:type="dxa" w:w="9865"/>
+            <w:tcMar>
+              <w:top w:w="0" w:type="dxa"/>
+              <w:start w:w="0" w:type="dxa"/>
+              <w:bottom w:w="0" w:type="dxa"/>
+              <w:end w:w="0" w:type="dxa"/>
+            </w:tcMar>
+            <w:tcBorders>
+              <w:top w:val="nil"/>
+              <w:bottom w:val="single" w:sz="5" w:space="0" w:color="CBD5E1"/>
+              <w:start w:val="nil"/>
+              <w:end w:val="nil"/>
+            </w:tcBorders>
+          </w:tcPr>
+          <w:p>
+            <w:pPr>
+              <w:spacing w:before="0" w:after="0" w:line="240" w:lineRule="auto"/>
+            </w:pPr>
+            <w:r>
+              <w:t xml:space="preserve"> </w:t>
+            </w:r>
+          </w:p>
+        </w:tc>
+      </w:tr>
+      <w:tr>
+        <w:trPr>
+          <w:trHeight w:val="454" w:hRule="atLeast"/>
+        </w:trPr>
+        <w:tc>
+          <w:tcPr>
+            <w:tcW w:type="dxa" w:w="9865"/>
+            <w:tcMar>
+              <w:top w:w="0" w:type="dxa"/>
+              <w:start w:w="0" w:type="dxa"/>
+              <w:bottom w:w="0" w:type="dxa"/>
+              <w:end w:w="0" w:type="dxa"/>
+            </w:tcMar>
+            <w:tcBorders>
+              <w:top w:val="nil"/>
+              <w:bottom w:val="single" w:sz="5" w:space="0" w:color="CBD5E1"/>
+              <w:start w:val="nil"/>
+              <w:end w:val="nil"/>
+            </w:tcBorders>
+          </w:tcPr>
+          <w:p>
+            <w:pPr>
+              <w:spacing w:before="0" w:after="0" w:line="240" w:lineRule="auto"/>
+            </w:pPr>
+            <w:r>
+              <w:t xml:space="preserve"> </w:t>
+            </w:r>
+          </w:p>
+        </w:tc>
+      </w:tr>
+      <w:tr>
+        <w:trPr>
+          <w:trHeight w:val="454" w:hRule="atLeast"/>
+        </w:trPr>
+        <w:tc>
+          <w:tcPr>
+            <w:tcW w:type="dxa" w:w="9865"/>
+            <w:tcMar>
+              <w:top w:w="0" w:type="dxa"/>
+              <w:start w:w="0" w:type="dxa"/>
+              <w:bottom w:w="0" w:type="dxa"/>
+              <w:end w:w="0" w:type="dxa"/>
+            </w:tcMar>
+            <w:tcBorders>
+              <w:top w:val="nil"/>
+              <w:bottom w:val="single" w:sz="5" w:space="0" w:color="CBD5E1"/>
+              <w:start w:val="nil"/>
+              <w:end w:val="nil"/>
+            </w:tcBorders>
+          </w:tcPr>
+          <w:p>
+            <w:pPr>
+              <w:spacing w:before="0" w:after="0" w:line="240" w:lineRule="auto"/>
+            </w:pPr>
+            <w:r>
+              <w:t xml:space="preserve"> </w:t>
+            </w:r>
+          </w:p>
+        </w:tc>
+      </w:tr>
+    </w:tbl>
+    <w:p>
+      <w:pPr>
+        <w:keepNext/>
+        <w:keepLines w:val="0"/>
+        <w:spacing w:before="100" w:after="40" w:line="293" w:lineRule="auto"/>
+      </w:pPr>
+      <w:r>
+        <w:rPr>
+          <w:rFonts w:ascii="JetBrains Mono" w:hAnsi="JetBrains Mono" w:eastAsia="Arial Unicode MS"/>
+          <w:b/>
+          <w:i w:val="0"/>
+          <w:color w:val="1D4ED8"/>
+          <w:sz w:val="30"/>
+        </w:rPr>
+        <w:t>03</w:t>
+      </w:r>
+      <w:r>
+        <w:rPr>
+          <w:rFonts w:ascii="Arial Unicode MS" w:hAnsi="Arial Unicode MS" w:eastAsia="Arial Unicode MS"/>
+          <w:b w:val="0"/>
+          <w:i w:val="0"/>
+          <w:color w:val="1D4ED8"/>
+          <w:sz w:val="30"/>
+        </w:rPr>
+        <w:t xml:space="preserve">  </w:t>
+      </w:r>
+      <w:r>
+        <w:rPr>
+          <w:rFonts w:ascii="Arial Unicode MS" w:hAnsi="Arial Unicode MS" w:eastAsia="Arial Unicode MS"/>
+          <w:b/>
+          <w:i w:val="0"/>
+          <w:color w:val="1A2340"/>
+          <w:sz w:val="30"/>
+        </w:rPr>
+        <w:t>本人改／留與理由</w:t>
+      </w:r>
+    </w:p>
+    <w:p>
+      <w:pPr>
+        <w:keepNext w:val="0"/>
+        <w:keepLines w:val="0"/>
+        <w:spacing w:before="0" w:after="40" w:line="293" w:lineRule="auto"/>
+      </w:pPr>
+      <w:r>
+        <w:rPr>
+          <w:rFonts w:ascii="Arial Unicode MS" w:hAnsi="Arial Unicode MS" w:eastAsia="Arial Unicode MS"/>
+          <w:b w:val="0"/>
+          <w:i w:val="0"/>
+          <w:color w:val="1A2340"/>
+          <w:sz w:val="22"/>
+        </w:rPr>
+        <w:t>哪個字、關係或步驟要改？保留也要指一處依據。</w:t>
+      </w:r>
+    </w:p>
+    <w:tbl>
+      <w:tblPr>
+        <w:tblW w:type="dxa" w:w="9865"/>
+        <w:jc w:val="left"/>
+        <w:tblLayout w:type="fixed"/>
+        <w:tblLook w:firstColumn="1" w:firstRow="1" w:lastColumn="0" w:lastRow="0" w:noHBand="0" w:noVBand="1" w:val="04A0"/>
+        <w:tblInd w:type="dxa" w:w="0"/>
+      </w:tblPr>
+      <w:tblGrid>
+        <w:gridCol w:w="9865"/>
+      </w:tblGrid>
+      <w:tr>
+        <w:trPr>
+          <w:trHeight w:val="454" w:hRule="atLeast"/>
+        </w:trPr>
+        <w:tc>
+          <w:tcPr>
+            <w:tcW w:type="dxa" w:w="9865"/>
+            <w:tcMar>
+              <w:top w:w="0" w:type="dxa"/>
+              <w:start w:w="0" w:type="dxa"/>
+              <w:bottom w:w="0" w:type="dxa"/>
+              <w:end w:w="0" w:type="dxa"/>
+            </w:tcMar>
+            <w:tcBorders>
+              <w:top w:val="nil"/>
+              <w:bottom w:val="single" w:sz="5" w:space="0" w:color="CBD5E1"/>
+              <w:start w:val="nil"/>
+              <w:end w:val="nil"/>
+            </w:tcBorders>
+          </w:tcPr>
+          <w:p>
+            <w:pPr>
+              <w:spacing w:before="0" w:after="0" w:line="240" w:lineRule="auto"/>
+            </w:pPr>
+            <w:r>
+              <w:t xml:space="preserve"> </w:t>
+            </w:r>
+          </w:p>
+        </w:tc>
+      </w:tr>
+      <w:tr>
+        <w:trPr>
+          <w:trHeight w:val="454" w:hRule="atLeast"/>
+        </w:trPr>
+        <w:tc>
+          <w:tcPr>
+            <w:tcW w:type="dxa" w:w="9865"/>
+            <w:tcMar>
+              <w:top w:w="0" w:type="dxa"/>
+              <w:start w:w="0" w:type="dxa"/>
+              <w:bottom w:w="0" w:type="dxa"/>
+              <w:end w:w="0" w:type="dxa"/>
+            </w:tcMar>
+            <w:tcBorders>
+              <w:top w:val="nil"/>
+              <w:bottom w:val="single" w:sz="5" w:space="0" w:color="CBD5E1"/>
+              <w:start w:val="nil"/>
+              <w:end w:val="nil"/>
+            </w:tcBorders>
+          </w:tcPr>
+          <w:p>
+            <w:pPr>
+              <w:spacing w:before="0" w:after="0" w:line="240" w:lineRule="auto"/>
+            </w:pPr>
+            <w:r>
+              <w:t xml:space="preserve"> </w:t>
+            </w:r>
+          </w:p>
+        </w:tc>
+      </w:tr>
+      <w:tr>
+        <w:trPr>
+          <w:trHeight w:val="454" w:hRule="atLeast"/>
+        </w:trPr>
+        <w:tc>
+          <w:tcPr>
+            <w:tcW w:type="dxa" w:w="9865"/>
+            <w:tcMar>
+              <w:top w:w="0" w:type="dxa"/>
+              <w:start w:w="0" w:type="dxa"/>
+              <w:bottom w:w="0" w:type="dxa"/>
+              <w:end w:w="0" w:type="dxa"/>
+            </w:tcMar>
+            <w:tcBorders>
+              <w:top w:val="nil"/>
+              <w:bottom w:val="single" w:sz="5" w:space="0" w:color="CBD5E1"/>
+              <w:start w:val="nil"/>
+              <w:end w:val="nil"/>
+            </w:tcBorders>
+          </w:tcPr>
+          <w:p>
+            <w:pPr>
+              <w:spacing w:before="0" w:after="0" w:line="240" w:lineRule="auto"/>
+            </w:pPr>
+            <w:r>
+              <w:t xml:space="preserve"> </w:t>
+            </w:r>
+          </w:p>
+        </w:tc>
+      </w:tr>
+      <w:tr>
+        <w:trPr>
+          <w:trHeight w:val="454" w:hRule="atLeast"/>
+        </w:trPr>
+        <w:tc>
+          <w:tcPr>
+            <w:tcW w:type="dxa" w:w="9865"/>
+            <w:tcMar>
+              <w:top w:w="0" w:type="dxa"/>
+              <w:start w:w="0" w:type="dxa"/>
+              <w:bottom w:w="0" w:type="dxa"/>
+              <w:end w:w="0" w:type="dxa"/>
+            </w:tcMar>
+            <w:tcBorders>
+              <w:top w:val="nil"/>
+              <w:bottom w:val="single" w:sz="5" w:space="0" w:color="CBD5E1"/>
+              <w:start w:val="nil"/>
+              <w:end w:val="nil"/>
+            </w:tcBorders>
+          </w:tcPr>
+          <w:p>
+            <w:pPr>
+              <w:spacing w:before="0" w:after="0" w:line="240" w:lineRule="auto"/>
+            </w:pPr>
+            <w:r>
+              <w:t xml:space="preserve"> </w:t>
+            </w:r>
+          </w:p>
+        </w:tc>
+      </w:tr>
+    </w:tbl>
+    <w:p>
+      <w:pPr>
+        <w:keepNext/>
+        <w:keepLines w:val="0"/>
+        <w:spacing w:before="100" w:after="40" w:line="293" w:lineRule="auto"/>
+      </w:pPr>
+      <w:r>
+        <w:rPr>
+          <w:rFonts w:ascii="JetBrains Mono" w:hAnsi="JetBrains Mono" w:eastAsia="Arial Unicode MS"/>
+          <w:b/>
+          <w:i w:val="0"/>
+          <w:color w:val="1D4ED8"/>
+          <w:sz w:val="30"/>
+        </w:rPr>
+        <w:t>04</w:t>
+      </w:r>
+      <w:r>
+        <w:rPr>
+          <w:rFonts w:ascii="Arial Unicode MS" w:hAnsi="Arial Unicode MS" w:eastAsia="Arial Unicode MS"/>
+          <w:b w:val="0"/>
+          <w:i w:val="0"/>
+          <w:color w:val="1D4ED8"/>
+          <w:sz w:val="30"/>
+        </w:rPr>
+        <w:t xml:space="preserve">  </w:t>
+      </w:r>
+      <w:r>
+        <w:rPr>
+          <w:rFonts w:ascii="Arial Unicode MS" w:hAnsi="Arial Unicode MS" w:eastAsia="Arial Unicode MS"/>
+          <w:b/>
+          <w:i w:val="0"/>
+          <w:color w:val="1A2340"/>
+          <w:sz w:val="30"/>
+        </w:rPr>
+        <w:t>看詳解，只核對一步</w:t>
+      </w:r>
+    </w:p>
+    <w:p>
+      <w:pPr>
+        <w:keepNext w:val="0"/>
+        <w:keepLines w:val="0"/>
+        <w:spacing w:before="0" w:after="40" w:line="293" w:lineRule="auto"/>
+      </w:pPr>
+      <w:r>
+        <w:rPr>
+          <w:rFonts w:ascii="Arial Unicode MS" w:hAnsi="Arial Unicode MS" w:eastAsia="Arial Unicode MS"/>
+          <w:b w:val="0"/>
+          <w:i w:val="0"/>
+          <w:color w:val="1A2340"/>
+          <w:sz w:val="22"/>
+        </w:rPr>
+        <w:t>最後 N/C 要連回「每單位電荷受力」；寫對符號但理由相反仍需修。</w:t>
+      </w:r>
+    </w:p>
+    <w:tbl>
+      <w:tblPr>
+        <w:tblW w:type="dxa" w:w="9865"/>
+        <w:jc w:val="left"/>
+        <w:tblLayout w:type="fixed"/>
+        <w:tblLook w:firstColumn="1" w:firstRow="1" w:lastColumn="0" w:lastRow="0" w:noHBand="0" w:noVBand="1" w:val="04A0"/>
+        <w:tblInd w:type="dxa" w:w="0"/>
+      </w:tblPr>
+      <w:tblGrid>
+        <w:gridCol w:w="9865"/>
+      </w:tblGrid>
+      <w:tr>
+        <w:trPr>
+          <w:trHeight w:val="454" w:hRule="atLeast"/>
+        </w:trPr>
+        <w:tc>
+          <w:tcPr>
+            <w:tcW w:type="dxa" w:w="9865"/>
+            <w:tcMar>
+              <w:top w:w="0" w:type="dxa"/>
+              <w:start w:w="0" w:type="dxa"/>
+              <w:bottom w:w="0" w:type="dxa"/>
+              <w:end w:w="0" w:type="dxa"/>
+            </w:tcMar>
+            <w:tcBorders>
+              <w:top w:val="nil"/>
+              <w:bottom w:val="single" w:sz="5" w:space="0" w:color="CBD5E1"/>
+              <w:start w:val="nil"/>
+              <w:end w:val="nil"/>
+            </w:tcBorders>
+          </w:tcPr>
+          <w:p>
+            <w:pPr>
+              <w:spacing w:before="0" w:after="0" w:line="240" w:lineRule="auto"/>
+            </w:pPr>
+            <w:r>
+              <w:t xml:space="preserve"> </w:t>
+            </w:r>
+          </w:p>
+        </w:tc>
+      </w:tr>
+      <w:tr>
+        <w:trPr>
+          <w:trHeight w:val="454" w:hRule="atLeast"/>
+        </w:trPr>
+        <w:tc>
+          <w:tcPr>
+            <w:tcW w:type="dxa" w:w="9865"/>
+            <w:tcMar>
+              <w:top w:w="0" w:type="dxa"/>
+              <w:start w:w="0" w:type="dxa"/>
+              <w:bottom w:w="0" w:type="dxa"/>
+              <w:end w:w="0" w:type="dxa"/>
+            </w:tcMar>
+            <w:tcBorders>
+              <w:top w:val="nil"/>
+              <w:bottom w:val="single" w:sz="5" w:space="0" w:color="CBD5E1"/>
+              <w:start w:val="nil"/>
+              <w:end w:val="nil"/>
+            </w:tcBorders>
+          </w:tcPr>
+          <w:p>
+            <w:pPr>
+              <w:spacing w:before="0" w:after="0" w:line="240" w:lineRule="auto"/>
+            </w:pPr>
+            <w:r>
+              <w:t xml:space="preserve"> </w:t>
+            </w:r>
+          </w:p>
+        </w:tc>
+      </w:tr>
+    </w:tbl>
     <w:sectPr>
       <w:headerReference w:type="default" r:id="rId9"/>
       <w:footerReference w:type="default" r:id="rId10"/>

--- a/worksheets/W10.docx
+++ b/worksheets/W10.docx
@@ -328,7 +328,7 @@
           <w:color w:val="1A2340"/>
           <w:sz w:val="22"/>
         </w:rPr>
-        <w:t>回教師材料圈主張 1／2／3，這裡記句號與關鍵詞；不重抄整句：</w:t>
+        <w:t>回教師材料圈主張 1／2／3，這裡記句子編號與關鍵詞；不重抄整句：</w:t>
       </w:r>
     </w:p>
     <w:tbl>
